--- a/submit/[RF팀] 평생 자산관리 AI Agent 기능명세서.docx
+++ b/submit/[RF팀] 평생 자산관리 AI Agent 기능명세서.docx
@@ -441,7 +441,7 @@
           </w:tcPr>
           <w:p>
             <w:r>
-              <w:t xml:space="preserve">2026.06.14</w:t>
+              <w:t xml:space="preserve">2026.06.15</w:t>
             </w:r>
           </w:p>
         </w:tc>
@@ -2171,7 +2171,13 @@
             <w:pPr/>
             <w:r>
               <w:rPr/>
-              <w:t xml:space="preserve">https://github.com/choseohyeon/JB_FinAI</w:t>
+              <w:t xml:space="preserve">https://github.com/choseohyeon/JBagent</w:t>
+            </w:r>
+          </w:p>
+          <w:p>
+            <w:r>
+              <w:t xml:space="preserve">[배포 URL]
+https://jbagent-igjf4uinkqxp4gw9nwagnf.streamlit.app/</w:t>
             </w:r>
           </w:p>
         </w:tc>
@@ -2379,7 +2385,7 @@
         <w:tc>
           <w:p>
             <w:r>
-              <w:t xml:space="preserve">2026.06.14</w:t>
+              <w:t xml:space="preserve">2026.06.15</w:t>
             </w:r>
           </w:p>
         </w:tc>

--- a/submit/[RF팀] 평생 자산관리 AI Agent 기능명세서.docx
+++ b/submit/[RF팀] 평생 자산관리 AI Agent 기능명세서.docx
@@ -959,14 +959,7 @@
               <w:rPr>
                 <w:b/>
               </w:rPr>
-              <w:t xml:space="preserve">[사용자 입력]  온보딩: 나이·자산·지출·연금·건강 (구간 선택 또는 직접 입력)</w:t>
-            </w:r>
-          </w:p>
-          <w:p>
-            <w:pPr/>
-            <w:r>
-              <w:rPr/>
-              <w:t xml:space="preserve">↓</w:t>
+              <w:t xml:space="preserve">[온보딩]  나이 → 소득 → 자산 → 지출 → 연금 → 수령 시작 (구간 선택)</w:t>
             </w:r>
           </w:p>
           <w:p>
@@ -975,34 +968,6 @@
               <w:rPr>
                 <w:b/>
               </w:rPr>
-              <w:t xml:space="preserve">[공개 데이터 레이어]</w:t>
-            </w:r>
-          </w:p>
-          <w:p>
-            <w:pPr/>
-            <w:r>
-              <w:rPr/>
-              <w:t xml:space="preserve">  통계청 국민생명표·가계금융복지조사·가계동향조사</w:t>
-            </w:r>
-          </w:p>
-          <w:p>
-            <w:pPr/>
-            <w:r>
-              <w:rPr/>
-              <w:t xml:space="preserve">  한국은행 ECOS API (금리·CPI 시계열)</w:t>
-            </w:r>
-          </w:p>
-          <w:p>
-            <w:pPr/>
-            <w:r>
-              <w:rPr/>
-              <w:t xml:space="preserve">  KRX KOSPI·KOSPI200·KTB 채권지수</w:t>
-            </w:r>
-          </w:p>
-          <w:p>
-            <w:pPr/>
-            <w:r>
-              <w:rPr/>
               <w:t xml:space="preserve">↓</w:t>
             </w:r>
           </w:p>
@@ -1012,56 +977,7 @@
               <w:rPr>
                 <w:b/>
               </w:rPr>
-              <w:t xml:space="preserve">[통계 모델 레이어]  ← 핵심 차별화</w:t>
-            </w:r>
-          </w:p>
-          <w:p>
-            <w:pPr/>
-            <w:r>
-              <w:rPr/>
-              <w:t xml:space="preserve">  생존분석 (Cox PH, 2024 국민생명표)</w:t>
-            </w:r>
-          </w:p>
-          <w:p>
-            <w:pPr/>
-            <w:r>
-              <w:rPr/>
-              <w:t xml:space="preserve">  Monte Carlo 시뮬레이션 10,000회</w:t>
-            </w:r>
-          </w:p>
-          <w:p>
-            <w:pPr/>
-            <w:r>
-              <w:rPr/>
-              <w:t xml:space="preserve">  CVaR 포트폴리오 최적화 (cvxpy)</w:t>
-            </w:r>
-          </w:p>
-          <w:p>
-            <w:pPr/>
-            <w:r>
-              <w:rPr/>
-              <w:t xml:space="preserve">  국민연금 전략 최적화</w:t>
-            </w:r>
-          </w:p>
-          <w:p>
-            <w:pPr/>
-            <w:r>
-              <w:rPr/>
-              <w:t xml:space="preserve">  K-means 군집 분석 (scikit-learn)</w:t>
-            </w:r>
-          </w:p>
-          <w:p>
-            <w:pPr/>
-            <w:r>
-              <w:rPr/>
-              <w:t xml:space="preserve">  이상 거래 탐지 (Z-score · IsolationForest · CUSUM)</w:t>
-            </w:r>
-          </w:p>
-          <w:p>
-            <w:pPr/>
-            <w:r>
-              <w:rPr/>
-              <w:t xml:space="preserve">↓</w:t>
+              <w:t xml:space="preserve">[공개 데이터]  통계청 국민생명표·가계금융복지조사 / 한국은행 ECOS(금리·CPI) / KRX 수익률</w:t>
             </w:r>
           </w:p>
           <w:p>
@@ -1070,27 +986,6 @@
               <w:rPr>
                 <w:b/>
               </w:rPr>
-              <w:t xml:space="preserve">[AI Agent  —  Groq API Tool Use]</w:t>
-            </w:r>
-          </w:p>
-          <w:p>
-            <w:pPr/>
-            <w:r>
-              <w:rPr/>
-              <w:t xml:space="preserve">  llama-3.1-8b-instant — Tool 선택·실행·한국어 응답 생성 (단일 모델)</w:t>
-            </w:r>
-          </w:p>
-          <w:p>
-            <w:pPr/>
-            <w:r>
-              <w:rPr/>
-              <w:t xml:space="preserve">  Rate Limit 에러(429) 한국어 안내 처리 / 범위 외 질문 키워드 사전 필터</w:t>
-            </w:r>
-          </w:p>
-          <w:p>
-            <w:pPr/>
-            <w:r>
-              <w:rPr/>
               <w:t xml:space="preserve">↓</w:t>
             </w:r>
           </w:p>
@@ -1100,28 +995,52 @@
               <w:rPr>
                 <w:b/>
               </w:rPr>
-              <w:t xml:space="preserve">[Slow Banking UI  —  Streamlit]</w:t>
+              <w:t xml:space="preserve">[통계 모델]  생존분석(Cox PH) · Monte Carlo 10,000회 · CVaR(cvxpy) · 연금최적화 · K-means · 이상탐지</w:t>
             </w:r>
           </w:p>
           <w:p>
             <w:pPr/>
             <w:r>
-              <w:rPr/>
-              <w:t xml:space="preserve">  버튼 모드: 4가지 기능 버튼 → 자동 실행 → 결과 + 팬 차트</w:t>
+              <w:rPr>
+                <w:b/>
+              </w:rPr>
+              <w:t xml:space="preserve">↓</w:t>
             </w:r>
           </w:p>
           <w:p>
             <w:pPr/>
             <w:r>
-              <w:rPr/>
-              <w:t xml:space="preserve">  직접 질문: 자유 대화 → Agent 자동 Tool 선택 → 결과 설명</w:t>
+              <w:rPr>
+                <w:b/>
+              </w:rPr>
+              <w:t xml:space="preserve">[AI Agent]  Groq API (llama-3.1-8b-instant) — Tool 선택·실행·한국어 응답 생성</w:t>
             </w:r>
           </w:p>
           <w:p>
             <w:pPr/>
             <w:r>
-              <w:rPr/>
-              <w:t xml:space="preserve">  Streamlit Cloud 배포 지원 (.streamlit/secrets.toml)</w:t>
+              <w:rPr>
+                <w:b/>
+              </w:rPr>
+              <w:t xml:space="preserve">↓</w:t>
+            </w:r>
+          </w:p>
+          <w:p>
+            <w:pPr/>
+            <w:r>
+              <w:rPr>
+                <w:b/>
+              </w:rPr>
+              <w:t xml:space="preserve">[UI]  버튼 모드(기능 선택 → 온보딩 → 결과+팬 차트) / 직접 질문(멀티턴 대화)</w:t>
+            </w:r>
+          </w:p>
+          <w:p>
+            <w:pPr/>
+            <w:r>
+              <w:rPr>
+                <w:b/>
+              </w:rPr>
+              <w:t xml:space="preserve">      Streamlit Cloud 배포: https://jbagent-igjf4uinkqxp4gw9nwagnf.streamlit.app/</w:t>
             </w:r>
           </w:p>
         </w:tc>
@@ -1365,21 +1284,21 @@
         <w:tc>
           <w:p>
             <w:r>
-              <w:t xml:space="preserve">Monte Carlo 10,000회 시뮬레이션으로 자산 고갈 확률·불확실성 구간 산출. 생존분석(국민생명표)과 결합해 개인화 수명 분포를 반영.</w:t>
+              <w:t xml:space="preserve">Monte Carlo 10,000회 + 생존분석 결합 → 자산 고갈 확률 및 P10/P50/P90 팬 차트 산출</w:t>
             </w:r>
           </w:p>
         </w:tc>
         <w:tc>
           <w:p>
             <w:r>
-              <w:t xml:space="preserve">나이·자산·지출·연금액·주식비중 / 고갈확률·P10/P50/P90 자산 경로·팬 차트</w:t>
+              <w:t xml:space="preserve">나이·자산·지출·연금액 / 고갈확률·팬 차트</w:t>
             </w:r>
           </w:p>
         </w:tc>
         <w:tc>
           <w:p>
             <w:r>
-              <w:t xml:space="preserve">lifelines(생존분석), scipy·numpy(Monte Carlo), ECOS·KRX 데이터</w:t>
+              <w:t xml:space="preserve">lifelines, scipy·numpy, ECOS·KRX</w:t>
             </w:r>
           </w:p>
         </w:tc>
@@ -1402,21 +1321,21 @@
         <w:tc>
           <w:p>
             <w:r>
-              <w:t xml:space="preserve">2024 통계청 국민생명표 기반 Cox PH 위험비 보정. 성별·흡연·만성질환·BMI를 반영해 개인화 수명 분포 S(t) 출력.</w:t>
+              <w:t xml:space="preserve">2024 국민생명표 + Cox PH → 성별·흡연·만성질환·BMI 반영 개인 수명 분포 S(t) 추정</w:t>
             </w:r>
           </w:p>
         </w:tc>
         <w:tc>
           <w:p>
             <w:r>
-              <w:t xml:space="preserve">성별·흡연 여부·만성질환 여부·BMI / 연령별 생존 확률·기대여명</w:t>
+              <w:t xml:space="preserve">성별·흡연·만성질환·BMI / 생존 확률·기대여명</w:t>
             </w:r>
           </w:p>
         </w:tc>
         <w:tc>
           <w:p>
             <w:r>
-              <w:t xml:space="preserve">lifelines, 통계청 2024 완전생명표(남·여)</w:t>
+              <w:t xml:space="preserve">lifelines, 통계청 2024 완전생명표</w:t>
             </w:r>
           </w:p>
         </w:tc>
@@ -1439,21 +1358,21 @@
         <w:tc>
           <w:p>
             <w:r>
-              <w:t xml:space="preserve">조기(60~64세)·정시(65세)·연기(66~70세) 시나리오별 총 수령액·손익분기 연령·NPV 비교. 생존 확률과 결합해 최적 수령 시기 권고.</w:t>
+              <w:t xml:space="preserve">조기(60세)~연기(70세) 시나리오별 총 수령액·손익분기 연령·NPV 비교 및 최적 시기 권고</w:t>
             </w:r>
           </w:p>
         </w:tc>
         <w:tc>
           <w:p>
             <w:r>
-              <w:t xml:space="preserve">현재 나이·예상 월 수령액·기대 수명 / 시나리오별 총 수령액·손익분기 연령·권고 시기</w:t>
+              <w:t xml:space="preserve">나이·예상 월 수령액 / 시나리오별 비교·권고 시기</w:t>
             </w:r>
           </w:p>
         </w:tc>
         <w:tc>
           <w:p>
             <w:r>
-              <w:t xml:space="preserve">규칙 기반 계산 + 생존 확률 결합, 국민연금공단 API</w:t>
+              <w:t xml:space="preserve">규칙 기반 계산 + 생존 확률 결합</w:t>
             </w:r>
           </w:p>
         </w:tc>
@@ -1476,21 +1395,21 @@
         <w:tc>
           <w:p>
             <w:r>
-              <w:t xml:space="preserve">KOSPI·KTB 채권지수 실 수익률 기반 Conditional Value at Risk 최소화. 리스크 허용도(보수/중립/공격)별 최적 자산 배분 비율 제시.</w:t>
+              <w:t xml:space="preserve">KOSPI·KTB 실 수익률 기반 CVaR 최소화 → 리스크 허용도별 최적 자산 배분 비율 산출</w:t>
             </w:r>
           </w:p>
         </w:tc>
         <w:tc>
           <w:p>
             <w:r>
-              <w:t xml:space="preserve">리스크 허용도 / 최적 주식·채권 비율·CVaR·기대수익률·Sharpe ratio</w:t>
+              <w:t xml:space="preserve">리스크 허용도 / 주식·채권 비율·CVaR·Sharpe</w:t>
             </w:r>
           </w:p>
         </w:tc>
         <w:tc>
           <w:p>
             <w:r>
-              <w:t xml:space="preserve">cvxpy(CVaR 최적화), KRX KOSPI·KTB 실 수익률</w:t>
+              <w:t xml:space="preserve">cvxpy, KRX KOSPI·KTB 수익률</w:t>
             </w:r>
           </w:p>
         </w:tc>
@@ -1513,21 +1432,21 @@
         <w:tc>
           <w:p>
             <w:r>
-              <w:t xml:space="preserve">통계청 가계금융복지조사 마이크로데이터 기반 K-means 군집화. 동일 군집 내 순자산·소득 퍼센타일 및 상위 30% 행동 패턴 비교.</w:t>
+              <w:t xml:space="preserve">가계금융복지조사 K-means 군집화 → 동일 군집 내 순자산·소득 퍼센타일 및 상위 30% 패턴 비교</w:t>
             </w:r>
           </w:p>
         </w:tc>
         <w:tc>
           <w:p>
             <w:r>
-              <w:t xml:space="preserve">나이·순자산·소득·가구원수 / 군집 퍼센타일·또래 비교 프로파일</w:t>
+              <w:t xml:space="preserve">나이·순자산·소득·가구원수 / 군집 퍼센타일</w:t>
             </w:r>
           </w:p>
         </w:tc>
         <w:tc>
           <w:p>
             <w:r>
-              <w:t xml:space="preserve">scikit-learn(K-means), 통계청 가계금융복지조사 마이크로데이터</w:t>
+              <w:t xml:space="preserve">scikit-learn, 통계청 가계금융복지조사</w:t>
             </w:r>
           </w:p>
         </w:tc>
@@ -1550,21 +1469,21 @@
         <w:tc>
           <w:p>
             <w:r>
-              <w:t xml:space="preserve">Z-score + IQR + Isolation Forest + CUSUM 앙상블. 개인 거래 기저선 자동 학습(비지도). 보이스피싱 패턴(신규 계좌+비정상 금액+단기 연속 이체) 특화 탐지.</w:t>
+              <w:t xml:space="preserve">Z-score + IQR + Isolation Forest + CUSUM 앙상블(비지도) → 실시간 이상도 점수(0~100) 및 위험 등급</w:t>
             </w:r>
           </w:p>
         </w:tc>
         <w:tc>
           <w:p>
             <w:r>
-              <w:t xml:space="preserve">거래 금액·시각·계좌·유형 / 이상도 점수(0~100)·위험 등급·권고 조치</w:t>
+              <w:t xml:space="preserve">거래금액·시각·계좌·유형 / 이상도 점수·권고</w:t>
             </w:r>
           </w:p>
         </w:tc>
         <w:tc>
           <w:p>
             <w:r>
-              <w:t xml:space="preserve">scikit-learn IsolationForest, statsmodels(CUSUM)</w:t>
+              <w:t xml:space="preserve">scikit-learn IsolationForest, statsmodels</w:t>
             </w:r>
           </w:p>
         </w:tc>
@@ -1660,14 +1579,7 @@
               <w:rPr>
                 <w:b/>
               </w:rPr>
-              <w:t xml:space="preserve">앱 실행</w:t>
-            </w:r>
-          </w:p>
-          <w:p>
-            <w:pPr/>
-            <w:r>
-              <w:rPr/>
-              <w:t xml:space="preserve">↓</w:t>
+              <w:t xml:space="preserve">앱 실행 → [모드 선택]  버튼 모드  /  직접 질문</w:t>
             </w:r>
           </w:p>
           <w:p>
@@ -1676,13 +1588,6 @@
               <w:rPr>
                 <w:b/>
               </w:rPr>
-              <w:t xml:space="preserve">[모드 선택]  버튼 모드  /  직접 질문</w:t>
-            </w:r>
-          </w:p>
-          <w:p>
-            <w:pPr/>
-            <w:r>
-              <w:rPr/>
               <w:t xml:space="preserve"/>
             </w:r>
           </w:p>
@@ -1692,126 +1597,7 @@
               <w:rPr>
                 <w:b/>
               </w:rPr>
-              <w:t xml:space="preserve">▶ 버튼 모드 흐름</w:t>
-            </w:r>
-          </w:p>
-          <w:p>
-            <w:pPr/>
-            <w:r>
-              <w:rPr/>
-              <w:t xml:space="preserve">온보딩 6단계 (구간 선택 또는 직접 입력)</w:t>
-            </w:r>
-          </w:p>
-          <w:p>
-            <w:pPr/>
-            <w:r>
-              <w:rPr/>
-              <w:t xml:space="preserve">  나이 → 근로소득 → 자산 → 월 지출 → 연금액 → 연금 수령 시작 연령</w:t>
-            </w:r>
-          </w:p>
-          <w:p>
-            <w:pPr/>
-            <w:r>
-              <w:rPr/>
-              <w:t xml:space="preserve">↓</w:t>
-            </w:r>
-          </w:p>
-          <w:p>
-            <w:pPr/>
-            <w:r>
-              <w:rPr/>
-              <w:t xml:space="preserve">메인 화면 (4가지 기능 버튼)</w:t>
-            </w:r>
-          </w:p>
-          <w:p>
-            <w:pPr/>
-            <w:r>
-              <w:rPr/>
-              <w:t xml:space="preserve">  ① 내 자산 얼마나 버티나요?</w:t>
-            </w:r>
-          </w:p>
-          <w:p>
-            <w:pPr/>
-            <w:r>
-              <w:rPr/>
-              <w:t xml:space="preserve">  ② 연금 언제 받는 게 좋을까요?</w:t>
-            </w:r>
-          </w:p>
-          <w:p>
-            <w:pPr/>
-            <w:r>
-              <w:rPr/>
-              <w:t xml:space="preserve">  ③ 또래랑 비교해주세요</w:t>
-            </w:r>
-          </w:p>
-          <w:p>
-            <w:pPr/>
-            <w:r>
-              <w:rPr/>
-              <w:t xml:space="preserve">  ④ 지출 줄이면 어떻게 되나요?</w:t>
-            </w:r>
-          </w:p>
-          <w:p>
-            <w:pPr/>
-            <w:r>
-              <w:rPr/>
-              <w:t xml:space="preserve">↓</w:t>
-            </w:r>
-          </w:p>
-          <w:p>
-            <w:pPr/>
-            <w:r>
-              <w:rPr/>
-              <w:t xml:space="preserve">AI Agent (Groq API Tool Use)</w:t>
-            </w:r>
-          </w:p>
-          <w:p>
-            <w:pPr/>
-            <w:r>
-              <w:rPr/>
-              <w:t xml:space="preserve">  버튼 클릭 메시지 → llama-3.1-8b-instant가 적절한 Tool 선택 → 통계 모델 실행</w:t>
-            </w:r>
-          </w:p>
-          <w:p>
-            <w:pPr/>
-            <w:r>
-              <w:rPr/>
-              <w:t xml:space="preserve">  → 결과 dict 반환 → 동일 모델이 쉬운 한국어로 설명 생성</w:t>
-            </w:r>
-          </w:p>
-          <w:p>
-            <w:pPr/>
-            <w:r>
-              <w:rPr/>
-              <w:t xml:space="preserve">  → Rate Limit 초과 시 한국어 안내 메시지 반환</w:t>
-            </w:r>
-          </w:p>
-          <w:p>
-            <w:pPr/>
-            <w:r>
-              <w:rPr/>
-              <w:t xml:space="preserve">↓</w:t>
-            </w:r>
-          </w:p>
-          <w:p>
-            <w:pPr/>
-            <w:r>
-              <w:rPr/>
-              <w:t xml:space="preserve">결과 화면</w:t>
-            </w:r>
-          </w:p>
-          <w:p>
-            <w:pPr/>
-            <w:r>
-              <w:rPr/>
-              <w:t xml:space="preserve">  핵심 수치(첫 문장) + 팬 차트 / 시나리오 비교 + 자연어 설명 (3~5문장)</w:t>
-            </w:r>
-          </w:p>
-          <w:p>
-            <w:pPr/>
-            <w:r>
-              <w:rPr/>
-              <w:t xml:space="preserve"/>
+              <w:t xml:space="preserve">▶ 버튼 모드</w:t>
             </w:r>
           </w:p>
           <w:p>
@@ -1820,28 +1606,52 @@
               <w:rPr>
                 <w:b/>
               </w:rPr>
-              <w:t xml:space="preserve">▶ 직접 질문 흐름</w:t>
+              <w:t xml:space="preserve">  기능 선택(4가지) → 온보딩 6단계(나이→소득→자산→지출→연금→수령) → Agent Tool 실행 → 결과+팬 차트</w:t>
             </w:r>
           </w:p>
           <w:p>
             <w:pPr/>
             <w:r>
-              <w:rPr/>
-              <w:t xml:space="preserve">온보딩 6단계 완료 후 자유 대화</w:t>
+              <w:rPr>
+                <w:b/>
+              </w:rPr>
+              <w:t xml:space="preserve">  결과 화면 하단: 이상 거래 탐지 입력폼 / 더 물어보기</w:t>
             </w:r>
           </w:p>
           <w:p>
             <w:pPr/>
             <w:r>
-              <w:rPr/>
-              <w:t xml:space="preserve">  범위 내 질문 (자산 수명·연금·또래 비교) → Tool 자동 선택 → 계산 결과 설명</w:t>
+              <w:rPr>
+                <w:b/>
+              </w:rPr>
+              <w:t xml:space="preserve"/>
             </w:r>
           </w:p>
           <w:p>
             <w:pPr/>
             <w:r>
-              <w:rPr/>
-              <w:t xml:space="preserve">  범위 외 질문 (대출·보험·세무 등) → 키워드 사전 필터 → 한 줄 안내만 출력</w:t>
+              <w:rPr>
+                <w:b/>
+              </w:rPr>
+              <w:t xml:space="preserve">▶ 직접 질문</w:t>
+            </w:r>
+          </w:p>
+          <w:p>
+            <w:pPr/>
+            <w:r>
+              <w:rPr>
+                <w:b/>
+              </w:rPr>
+              <w:t xml:space="preserve">  온보딩 6단계 완료 → 자유 대화 → Agent Tool 자동 선택 → 결과 설명 (멀티턴)</w:t>
+            </w:r>
+          </w:p>
+          <w:p>
+            <w:pPr/>
+            <w:r>
+              <w:rPr>
+                <w:b/>
+              </w:rPr>
+              <w:t xml:space="preserve">  범위 외 질문(대출·보험·세무 등) → 키워드 사전 필터 → 한 줄 안내 출력</w:t>
             </w:r>
           </w:p>
         </w:tc>
@@ -1945,49 +1755,28 @@
             <w:pPr/>
             <w:r>
               <w:rPr/>
-              <w:t xml:space="preserve">• JB금융그룹 실 거래 데이터 연동 → 개인 기저선 학습 강화, 이상 탐지 정확도 대폭 향상</w:t>
+              <w:t xml:space="preserve">• JB금융그룹 실 거래 데이터 연동 → 이상 탐지 정확도 대폭 향상</w:t>
             </w:r>
           </w:p>
           <w:p>
             <w:pPr/>
             <w:r>
               <w:rPr/>
-              <w:t xml:space="preserve">• 음성 UI (Whisper STT + gTTS) → 75세+ 스마트폰 미숙 층 포용, 완전 음성 모드 제공</w:t>
+              <w:t xml:space="preserve">• 음성 UI (Whisper STT + gTTS) → 75세+ 스마트폰 미숙 층 포용</w:t>
             </w:r>
           </w:p>
           <w:p>
             <w:pPr/>
             <w:r>
               <w:rPr/>
-              <w:t xml:space="preserve">• 신뢰 연락처 알림 시스템 → 이상 거래 감지 시 가족·복지사에게 자동 알림</w:t>
+              <w:t xml:space="preserve">• 신뢰 연락처 알림 시스템 → 이상 거래 감지 시 가족·복지사 자동 알림</w:t>
             </w:r>
           </w:p>
           <w:p>
             <w:pPr/>
             <w:r>
               <w:rPr/>
-              <w:t xml:space="preserve">• 소비 패턴 이상 탐지 Layer 2 (CUSUM + Change Point Detection) — 본선 추가 예정</w:t>
-            </w:r>
-          </w:p>
-          <w:p>
-            <w:pPr/>
-            <w:r>
-              <w:rPr/>
-              <w:t xml:space="preserve">• 생활 패턴 이상 탐지 Layer 3 (카드 결제·대화 응답 빈도 기반) — 독거 고령층 안부 확인</w:t>
-            </w:r>
-          </w:p>
-          <w:p>
-            <w:pPr/>
-            <w:r>
-              <w:rPr/>
-              <w:t xml:space="preserve">• Groq API → Claude API (claude-sonnet-4-6) 전환 → Tool 선택 정확도 및 한국어 설명 품질 향상</w:t>
-            </w:r>
-          </w:p>
-          <w:p>
-            <w:pPr/>
-            <w:r>
-              <w:rPr/>
-              <w:t xml:space="preserve">• 주택연금·개인연금 통합 시나리오 추가 — 더 정밀한 노후 현금흐름 설계</w:t>
+              <w:t xml:space="preserve">• Groq API → Claude API (claude-sonnet-4-6) 전환 → Tool 정확도 및 한국어 품질 향상</w:t>
             </w:r>
           </w:p>
         </w:tc>
@@ -2069,115 +1858,7 @@
               <w:rPr>
                 <w:b/>
               </w:rPr>
-              <w:t xml:space="preserve">[데이터 출처]</w:t>
-            </w:r>
-          </w:p>
-          <w:p>
-            <w:pPr/>
-            <w:r>
-              <w:rPr/>
-              <w:t xml:space="preserve">통계청 2024 국민생명표: https://kostat.go.kr</w:t>
-            </w:r>
-          </w:p>
-          <w:p>
-            <w:pPr/>
-            <w:r>
-              <w:rPr/>
-              <w:t xml:space="preserve">통계청 가계금융복지조사 마이크로데이터: https://mdis.kostat.go.kr</w:t>
-            </w:r>
-          </w:p>
-          <w:p>
-            <w:pPr/>
-            <w:r>
-              <w:rPr/>
-              <w:t xml:space="preserve">통계청 가계동향조사: https://kostat.go.kr</w:t>
-            </w:r>
-          </w:p>
-          <w:p>
-            <w:pPr/>
-            <w:r>
-              <w:rPr/>
-              <w:t xml:space="preserve">한국은행 ECOS API: https://ecos.bok.or.kr</w:t>
-            </w:r>
-          </w:p>
-          <w:p>
-            <w:pPr/>
-            <w:r>
-              <w:rPr/>
-              <w:t xml:space="preserve">KRX 시장데이터시스템: https://data.krx.co.kr</w:t>
-            </w:r>
-          </w:p>
-          <w:p>
-            <w:pPr/>
-            <w:r>
-              <w:rPr/>
-              <w:t xml:space="preserve">국민연금공단 공개 API: https://data.go.kr (공공데이터포털)</w:t>
-            </w:r>
-          </w:p>
-          <w:p>
-            <w:pPr/>
-            <w:r>
-              <w:rPr/>
-              <w:t xml:space="preserve"/>
-            </w:r>
-          </w:p>
-          <w:p>
-            <w:pPr/>
-            <w:r>
-              <w:rPr>
-                <w:b/>
-              </w:rPr>
-              <w:t xml:space="preserve">[참고 라이브러리]</w:t>
-            </w:r>
-          </w:p>
-          <w:p>
-            <w:pPr/>
-            <w:r>
-              <w:rPr/>
-              <w:t xml:space="preserve">lifelines (생존 분석): https://lifelines.readthedocs.io</w:t>
-            </w:r>
-          </w:p>
-          <w:p>
-            <w:pPr/>
-            <w:r>
-              <w:rPr/>
-              <w:t xml:space="preserve">cvxpy (CVaR 포트폴리오 최적화): https://www.cvxpy.org</w:t>
-            </w:r>
-          </w:p>
-          <w:p>
-            <w:pPr/>
-            <w:r>
-              <w:rPr/>
-              <w:t xml:space="preserve">ruptures (Change Point Detection): https://centre-borelli.github.io/ruptures-docs</w:t>
-            </w:r>
-          </w:p>
-          <w:p>
-            <w:pPr/>
-            <w:r>
-              <w:rPr/>
-              <w:t xml:space="preserve"/>
-            </w:r>
-          </w:p>
-          <w:p>
-            <w:pPr/>
-            <w:r>
-              <w:rPr>
-                <w:b/>
-              </w:rPr>
-              <w:t xml:space="preserve">[GitHub 저장소]</w:t>
-            </w:r>
-          </w:p>
-          <w:p>
-            <w:pPr/>
-            <w:r>
-              <w:rPr/>
-              <w:t xml:space="preserve">https://github.com/choseohyeon/JBagent</w:t>
-            </w:r>
-          </w:p>
-          <w:p>
-            <w:r>
-              <w:t xml:space="preserve">[배포 URL]
-https://jbagent-igjf4uinkqxp4gw9nwagnf.streamlit.app/</w:t>
+              <w:t xml:space="preserve">배포 URL: https://jbagent-igjf4uinkqxp4gw9nwagnf.streamlit.app/</w:t>
             </w:r>
           </w:p>
         </w:tc>

--- a/submit/[RF팀] 평생 자산관리 AI Agent 기능명세서.docx
+++ b/submit/[RF팀] 평생 자산관리 AI Agent 기능명세서.docx
@@ -7,7 +7,7 @@
         <w:pStyle w:val="a3"/>
         <w:spacing w:before="3"/>
         <w:rPr>
-          <w:rFonts w:ascii="Pretendard Light" w:eastAsia="Pretendard Light" w:hAnsi="Pretendard Light"/>
+          <w:rFonts w:asciiTheme="majorEastAsia" w:eastAsiaTheme="majorEastAsia" w:hAnsiTheme="majorEastAsia"/>
           <w:sz w:val="7"/>
         </w:rPr>
       </w:pPr>
@@ -18,37 +18,23 @@
         <w:spacing w:line="76" w:lineRule="exact"/>
         <w:ind w:left="162"/>
         <w:rPr>
-          <w:rFonts w:ascii="Pretendard Light" w:eastAsia="Pretendard Light" w:hAnsi="Pretendard Light"/>
+          <w:rFonts w:asciiTheme="majorEastAsia" w:eastAsiaTheme="majorEastAsia" w:hAnsiTheme="majorEastAsia"/>
           <w:sz w:val="7"/>
         </w:rPr>
       </w:pPr>
-      <w:r>
-        <w:rPr>
-          <w:rFonts w:ascii="Pretendard Light" w:eastAsia="Pretendard Light" w:hAnsi="Pretendard Light"/>
-          <w:noProof/>
-          <w:position w:val="-1"/>
-          <w:sz w:val="7"/>
-        </w:rPr>
-      </w:r>
     </w:p>
     <w:p>
       <w:pPr>
         <w:spacing w:line="475" w:lineRule="exact"/>
         <w:jc w:val="center"/>
         <w:rPr>
-          <w:rFonts w:ascii="Pretendard Light" w:eastAsia="Pretendard Light" w:hAnsi="Pretendard Light"/>
+          <w:rFonts w:asciiTheme="majorEastAsia" w:eastAsiaTheme="majorEastAsia" w:hAnsiTheme="majorEastAsia"/>
           <w:sz w:val="40"/>
         </w:rPr>
       </w:pPr>
       <w:r>
         <w:rPr>
-          <w:rFonts w:ascii="Pretendard Light" w:eastAsia="Pretendard Light" w:hAnsi="Pretendard Light"/>
-          <w:noProof/>
-        </w:rPr>
-      </w:r>
-      <w:r>
-        <w:rPr>
-          <w:rFonts w:ascii="Pretendard Light" w:eastAsia="Pretendard Light" w:hAnsi="Pretendard Light" w:hint="eastAsia"/>
+          <w:rFonts w:asciiTheme="majorEastAsia" w:eastAsiaTheme="majorEastAsia" w:hAnsiTheme="majorEastAsia" w:hint="eastAsia"/>
           <w:sz w:val="40"/>
         </w:rPr>
         <w:t xml:space="preserve">JB금융그룹 </w:t>
@@ -56,7 +42,7 @@
       <w:proofErr w:type="spellStart"/>
       <w:r>
         <w:rPr>
-          <w:rFonts w:ascii="Pretendard Light" w:eastAsia="Pretendard Light" w:hAnsi="Pretendard Light" w:hint="eastAsia"/>
+          <w:rFonts w:asciiTheme="majorEastAsia" w:eastAsiaTheme="majorEastAsia" w:hAnsiTheme="majorEastAsia" w:hint="eastAsia"/>
           <w:sz w:val="40"/>
         </w:rPr>
         <w:t>Fin:AI</w:t>
@@ -64,7 +50,7 @@
       <w:proofErr w:type="spellEnd"/>
       <w:r>
         <w:rPr>
-          <w:rFonts w:ascii="Pretendard Light" w:eastAsia="Pretendard Light" w:hAnsi="Pretendard Light" w:hint="eastAsia"/>
+          <w:rFonts w:asciiTheme="majorEastAsia" w:eastAsiaTheme="majorEastAsia" w:hAnsiTheme="majorEastAsia" w:hint="eastAsia"/>
           <w:sz w:val="40"/>
         </w:rPr>
         <w:t xml:space="preserve"> Challenge 기능 명세서 </w:t>
@@ -74,7 +60,7 @@
       <w:pPr>
         <w:spacing w:line="475" w:lineRule="exact"/>
         <w:rPr>
-          <w:rFonts w:ascii="Pretendard Light" w:eastAsia="Pretendard Light" w:hAnsi="Pretendard Light"/>
+          <w:rFonts w:asciiTheme="majorEastAsia" w:eastAsiaTheme="majorEastAsia" w:hAnsiTheme="majorEastAsia"/>
           <w:sz w:val="40"/>
         </w:rPr>
       </w:pPr>
@@ -117,63 +103,73 @@
           <w:p>
             <w:pPr>
               <w:rPr>
-                <w:rFonts w:ascii="Pretendard Light" w:eastAsia="Pretendard Light" w:hAnsi="Pretendard Light"/>
+                <w:rFonts w:asciiTheme="majorEastAsia" w:eastAsiaTheme="majorEastAsia" w:hAnsiTheme="majorEastAsia"/>
+                <w:sz w:val="18"/>
+                <w:szCs w:val="18"/>
               </w:rPr>
             </w:pPr>
             <w:r>
               <w:rPr>
-                <w:rFonts w:ascii="Pretendard Light" w:eastAsia="Pretendard Light" w:hAnsi="Pretendard Light"/>
+                <w:rFonts w:asciiTheme="majorEastAsia" w:eastAsiaTheme="majorEastAsia" w:hAnsiTheme="majorEastAsia"/>
                 <w:b/>
                 <w:color w:val="1F4E79"/>
-                <w:sz w:val="19"/>
+                <w:sz w:val="18"/>
+                <w:szCs w:val="18"/>
               </w:rPr>
               <w:t>안내</w:t>
             </w:r>
             <w:r>
               <w:rPr>
-                <w:rFonts w:ascii="Pretendard Light" w:eastAsia="Pretendard Light" w:hAnsi="Pretendard Light"/>
+                <w:rFonts w:asciiTheme="majorEastAsia" w:eastAsiaTheme="majorEastAsia" w:hAnsiTheme="majorEastAsia"/>
+                <w:sz w:val="18"/>
+                <w:szCs w:val="18"/>
               </w:rPr>
               <w:br/>
             </w:r>
             <w:r>
               <w:rPr>
-                <w:rFonts w:ascii="Pretendard Light" w:eastAsia="Pretendard Light" w:hAnsi="Pretendard Light"/>
+                <w:rFonts w:asciiTheme="majorEastAsia" w:eastAsiaTheme="majorEastAsia" w:hAnsiTheme="majorEastAsia"/>
                 <w:color w:val="404040"/>
                 <w:sz w:val="18"/>
+                <w:szCs w:val="18"/>
               </w:rPr>
               <w:t>본 문서는 예선 제출용 기능명세서 양식입니다. 본선 진출 시에는 동일 문서를 기준으로 기능명세서를 보완하고, 기능 추가·수정·삭제가 발생한 경우 반드시 '</w:t>
             </w:r>
             <w:r>
               <w:rPr>
-                <w:rFonts w:ascii="Pretendard Light" w:eastAsia="Pretendard Light" w:hAnsi="Pretendard Light" w:hint="eastAsia"/>
+                <w:rFonts w:asciiTheme="majorEastAsia" w:eastAsiaTheme="majorEastAsia" w:hAnsiTheme="majorEastAsia" w:hint="eastAsia"/>
                 <w:color w:val="404040"/>
                 <w:sz w:val="18"/>
+                <w:szCs w:val="18"/>
               </w:rPr>
               <w:t>7</w:t>
             </w:r>
             <w:r>
               <w:rPr>
-                <w:rFonts w:ascii="Pretendard Light" w:eastAsia="Pretendard Light" w:hAnsi="Pretendard Light"/>
+                <w:rFonts w:asciiTheme="majorEastAsia" w:eastAsiaTheme="majorEastAsia" w:hAnsiTheme="majorEastAsia"/>
                 <w:color w:val="404040"/>
                 <w:sz w:val="18"/>
+                <w:szCs w:val="18"/>
               </w:rPr>
               <w:t>. 기능 변경이력'</w:t>
             </w:r>
             <w:proofErr w:type="spellStart"/>
             <w:r>
               <w:rPr>
-                <w:rFonts w:ascii="Pretendard Light" w:eastAsia="Pretendard Light" w:hAnsi="Pretendard Light"/>
+                <w:rFonts w:asciiTheme="majorEastAsia" w:eastAsiaTheme="majorEastAsia" w:hAnsiTheme="majorEastAsia"/>
                 <w:color w:val="404040"/>
                 <w:sz w:val="18"/>
+                <w:szCs w:val="18"/>
               </w:rPr>
               <w:t>에</w:t>
             </w:r>
             <w:proofErr w:type="spellEnd"/>
             <w:r>
               <w:rPr>
-                <w:rFonts w:ascii="Pretendard Light" w:eastAsia="Pretendard Light" w:hAnsi="Pretendard Light"/>
+                <w:rFonts w:asciiTheme="majorEastAsia" w:eastAsiaTheme="majorEastAsia" w:hAnsiTheme="majorEastAsia"/>
                 <w:color w:val="404040"/>
                 <w:sz w:val="18"/>
+                <w:szCs w:val="18"/>
               </w:rPr>
               <w:t xml:space="preserve"> 변경 내역을 기록하여 함께 제출합니다.</w:t>
             </w:r>
@@ -206,16 +202,19 @@
             <w:pPr>
               <w:jc w:val="center"/>
               <w:rPr>
-                <w:rFonts w:ascii="Pretendard Light" w:eastAsia="Pretendard Light" w:hAnsi="Pretendard Light"/>
+                <w:rFonts w:asciiTheme="majorEastAsia" w:eastAsiaTheme="majorEastAsia" w:hAnsiTheme="majorEastAsia"/>
+                <w:sz w:val="18"/>
+                <w:szCs w:val="18"/>
               </w:rPr>
             </w:pPr>
             <w:proofErr w:type="spellStart"/>
             <w:r>
               <w:rPr>
-                <w:rFonts w:ascii="Pretendard Light" w:eastAsia="Pretendard Light" w:hAnsi="Pretendard Light"/>
+                <w:rFonts w:asciiTheme="majorEastAsia" w:eastAsiaTheme="majorEastAsia" w:hAnsiTheme="majorEastAsia"/>
                 <w:b/>
                 <w:color w:val="1F1F1F"/>
                 <w:sz w:val="18"/>
+                <w:szCs w:val="18"/>
               </w:rPr>
               <w:t>팀명</w:t>
             </w:r>
@@ -240,8 +239,20 @@
             <w:vAlign w:val="center"/>
           </w:tcPr>
           <w:p>
-            <w:r>
-              <w:t xml:space="preserve">RF</w:t>
+            <w:pPr>
+              <w:rPr>
+                <w:rFonts w:asciiTheme="majorEastAsia" w:eastAsiaTheme="majorEastAsia" w:hAnsiTheme="majorEastAsia"/>
+                <w:sz w:val="18"/>
+                <w:szCs w:val="18"/>
+              </w:rPr>
+            </w:pPr>
+            <w:r>
+              <w:rPr>
+                <w:rFonts w:asciiTheme="majorEastAsia" w:eastAsiaTheme="majorEastAsia" w:hAnsiTheme="majorEastAsia"/>
+                <w:sz w:val="18"/>
+                <w:szCs w:val="18"/>
+              </w:rPr>
+              <w:t>RF</w:t>
             </w:r>
           </w:p>
         </w:tc>
@@ -267,24 +278,28 @@
             <w:pPr>
               <w:jc w:val="center"/>
               <w:rPr>
-                <w:rFonts w:ascii="Pretendard Light" w:eastAsia="Pretendard Light" w:hAnsi="Pretendard Light"/>
+                <w:rFonts w:asciiTheme="majorEastAsia" w:eastAsiaTheme="majorEastAsia" w:hAnsiTheme="majorEastAsia"/>
+                <w:sz w:val="18"/>
+                <w:szCs w:val="18"/>
               </w:rPr>
             </w:pPr>
             <w:r>
               <w:rPr>
-                <w:rFonts w:ascii="Pretendard Light" w:eastAsia="Pretendard Light" w:hAnsi="Pretendard Light" w:hint="eastAsia"/>
+                <w:rFonts w:asciiTheme="majorEastAsia" w:eastAsiaTheme="majorEastAsia" w:hAnsiTheme="majorEastAsia" w:hint="eastAsia"/>
                 <w:b/>
                 <w:color w:val="1F1F1F"/>
                 <w:sz w:val="18"/>
+                <w:szCs w:val="18"/>
               </w:rPr>
               <w:t>주제</w:t>
             </w:r>
             <w:r>
               <w:rPr>
-                <w:rFonts w:ascii="Pretendard Light" w:eastAsia="Pretendard Light" w:hAnsi="Pretendard Light"/>
+                <w:rFonts w:asciiTheme="majorEastAsia" w:eastAsiaTheme="majorEastAsia" w:hAnsiTheme="majorEastAsia"/>
                 <w:b/>
                 <w:color w:val="1F1F1F"/>
                 <w:sz w:val="18"/>
+                <w:szCs w:val="18"/>
               </w:rPr>
               <w:t xml:space="preserve"> 구분</w:t>
             </w:r>
@@ -308,8 +323,20 @@
             <w:vAlign w:val="center"/>
           </w:tcPr>
           <w:p>
-            <w:r>
-              <w:t xml:space="preserve">지정주제 1</w:t>
+            <w:pPr>
+              <w:rPr>
+                <w:rFonts w:asciiTheme="majorEastAsia" w:eastAsiaTheme="majorEastAsia" w:hAnsiTheme="majorEastAsia"/>
+                <w:sz w:val="18"/>
+                <w:szCs w:val="18"/>
+              </w:rPr>
+            </w:pPr>
+            <w:r>
+              <w:rPr>
+                <w:rFonts w:asciiTheme="majorEastAsia" w:eastAsiaTheme="majorEastAsia" w:hAnsiTheme="majorEastAsia"/>
+                <w:sz w:val="18"/>
+                <w:szCs w:val="18"/>
+              </w:rPr>
+              <w:t>지정주제 1</w:t>
             </w:r>
           </w:p>
         </w:tc>
@@ -340,24 +367,28 @@
             <w:pPr>
               <w:jc w:val="center"/>
               <w:rPr>
-                <w:rFonts w:ascii="Pretendard Light" w:eastAsia="Pretendard Light" w:hAnsi="Pretendard Light"/>
+                <w:rFonts w:asciiTheme="majorEastAsia" w:eastAsiaTheme="majorEastAsia" w:hAnsiTheme="majorEastAsia"/>
+                <w:sz w:val="18"/>
+                <w:szCs w:val="18"/>
               </w:rPr>
             </w:pPr>
             <w:r>
               <w:rPr>
-                <w:rFonts w:ascii="Pretendard Light" w:eastAsia="Pretendard Light" w:hAnsi="Pretendard Light"/>
+                <w:rFonts w:asciiTheme="majorEastAsia" w:eastAsiaTheme="majorEastAsia" w:hAnsiTheme="majorEastAsia"/>
                 <w:b/>
                 <w:color w:val="1F1F1F"/>
                 <w:sz w:val="18"/>
+                <w:szCs w:val="18"/>
               </w:rPr>
               <w:t>팀원 정보</w:t>
             </w:r>
             <w:r>
               <w:rPr>
-                <w:rFonts w:ascii="Pretendard Light" w:eastAsia="Pretendard Light" w:hAnsi="Pretendard Light" w:hint="eastAsia"/>
+                <w:rFonts w:asciiTheme="majorEastAsia" w:eastAsiaTheme="majorEastAsia" w:hAnsiTheme="majorEastAsia" w:hint="eastAsia"/>
                 <w:b/>
                 <w:color w:val="1F1F1F"/>
                 <w:sz w:val="18"/>
+                <w:szCs w:val="18"/>
               </w:rPr>
               <w:t>(역할)</w:t>
             </w:r>
@@ -381,8 +412,20 @@
             <w:vAlign w:val="center"/>
           </w:tcPr>
           <w:p>
-            <w:r>
-              <w:t xml:space="preserve">조서현(Data Analyst), 조호평(Data Scientist)</w:t>
+            <w:pPr>
+              <w:rPr>
+                <w:rFonts w:asciiTheme="majorEastAsia" w:eastAsiaTheme="majorEastAsia" w:hAnsiTheme="majorEastAsia"/>
+                <w:sz w:val="18"/>
+                <w:szCs w:val="18"/>
+              </w:rPr>
+            </w:pPr>
+            <w:r>
+              <w:rPr>
+                <w:rFonts w:asciiTheme="majorEastAsia" w:eastAsiaTheme="majorEastAsia" w:hAnsiTheme="majorEastAsia"/>
+                <w:sz w:val="18"/>
+                <w:szCs w:val="18"/>
+              </w:rPr>
+              <w:t>조서현(Data Analyst), 조호평(Data Scientist)</w:t>
             </w:r>
           </w:p>
         </w:tc>
@@ -408,15 +451,18 @@
             <w:pPr>
               <w:jc w:val="center"/>
               <w:rPr>
-                <w:rFonts w:ascii="Pretendard Light" w:eastAsia="Pretendard Light" w:hAnsi="Pretendard Light"/>
+                <w:rFonts w:asciiTheme="majorEastAsia" w:eastAsiaTheme="majorEastAsia" w:hAnsiTheme="majorEastAsia"/>
+                <w:sz w:val="18"/>
+                <w:szCs w:val="18"/>
               </w:rPr>
             </w:pPr>
             <w:r>
               <w:rPr>
-                <w:rFonts w:ascii="Pretendard Light" w:eastAsia="Pretendard Light" w:hAnsi="Pretendard Light"/>
+                <w:rFonts w:asciiTheme="majorEastAsia" w:eastAsiaTheme="majorEastAsia" w:hAnsiTheme="majorEastAsia"/>
                 <w:b/>
                 <w:color w:val="1F1F1F"/>
                 <w:sz w:val="18"/>
+                <w:szCs w:val="18"/>
               </w:rPr>
               <w:t>작성일</w:t>
             </w:r>
@@ -440,8 +486,20 @@
             <w:vAlign w:val="center"/>
           </w:tcPr>
           <w:p>
-            <w:r>
-              <w:t xml:space="preserve">2026.06.15</w:t>
+            <w:pPr>
+              <w:rPr>
+                <w:rFonts w:asciiTheme="majorEastAsia" w:eastAsiaTheme="majorEastAsia" w:hAnsiTheme="majorEastAsia"/>
+                <w:sz w:val="18"/>
+                <w:szCs w:val="18"/>
+              </w:rPr>
+            </w:pPr>
+            <w:r>
+              <w:rPr>
+                <w:rFonts w:asciiTheme="majorEastAsia" w:eastAsiaTheme="majorEastAsia" w:hAnsiTheme="majorEastAsia"/>
+                <w:sz w:val="18"/>
+                <w:szCs w:val="18"/>
+              </w:rPr>
+              <w:t>2026.06.15</w:t>
             </w:r>
           </w:p>
         </w:tc>
@@ -451,7 +509,7 @@
       <w:pPr>
         <w:spacing w:after="40"/>
         <w:rPr>
-          <w:rFonts w:ascii="Pretendard Light" w:eastAsia="Pretendard Light" w:hAnsi="Pretendard Light"/>
+          <w:rFonts w:asciiTheme="majorEastAsia" w:eastAsiaTheme="majorEastAsia" w:hAnsiTheme="majorEastAsia"/>
         </w:rPr>
       </w:pPr>
     </w:p>
@@ -459,13 +517,13 @@
       <w:pPr>
         <w:pStyle w:val="SectionHeadingKR"/>
         <w:rPr>
-          <w:rFonts w:ascii="Pretendard Light" w:eastAsia="Pretendard Light" w:hAnsi="Pretendard Light"/>
+          <w:rFonts w:asciiTheme="majorEastAsia" w:eastAsiaTheme="majorEastAsia" w:hAnsiTheme="majorEastAsia"/>
           <w:color w:val="000000" w:themeColor="text1"/>
         </w:rPr>
       </w:pPr>
       <w:r>
         <w:rPr>
-          <w:rFonts w:ascii="Pretendard Light" w:eastAsia="Pretendard Light" w:hAnsi="Pretendard Light"/>
+          <w:rFonts w:asciiTheme="majorEastAsia" w:eastAsiaTheme="majorEastAsia" w:hAnsiTheme="majorEastAsia"/>
           <w:color w:val="000000" w:themeColor="text1"/>
         </w:rPr>
         <w:t xml:space="preserve">1. </w:t>
@@ -473,7 +531,7 @@
       <w:proofErr w:type="spellStart"/>
       <w:r>
         <w:rPr>
-          <w:rFonts w:ascii="Pretendard Light" w:eastAsia="Pretendard Light" w:hAnsi="Pretendard Light"/>
+          <w:rFonts w:asciiTheme="majorEastAsia" w:eastAsiaTheme="majorEastAsia" w:hAnsiTheme="majorEastAsia"/>
           <w:color w:val="000000" w:themeColor="text1"/>
         </w:rPr>
         <w:t>서비스</w:t>
@@ -481,7 +539,7 @@
       <w:proofErr w:type="spellEnd"/>
       <w:r>
         <w:rPr>
-          <w:rFonts w:ascii="Pretendard Light" w:eastAsia="Pretendard Light" w:hAnsi="Pretendard Light"/>
+          <w:rFonts w:asciiTheme="majorEastAsia" w:eastAsiaTheme="majorEastAsia" w:hAnsiTheme="majorEastAsia"/>
           <w:color w:val="000000" w:themeColor="text1"/>
         </w:rPr>
         <w:t xml:space="preserve"> </w:t>
@@ -489,7 +547,7 @@
       <w:proofErr w:type="spellStart"/>
       <w:r>
         <w:rPr>
-          <w:rFonts w:ascii="Pretendard Light" w:eastAsia="Pretendard Light" w:hAnsi="Pretendard Light"/>
+          <w:rFonts w:asciiTheme="majorEastAsia" w:eastAsiaTheme="majorEastAsia" w:hAnsiTheme="majorEastAsia"/>
           <w:color w:val="000000" w:themeColor="text1"/>
         </w:rPr>
         <w:t>개요</w:t>
@@ -497,7 +555,7 @@
       <w:proofErr w:type="spellEnd"/>
       <w:r>
         <w:rPr>
-          <w:rFonts w:ascii="Pretendard Light" w:eastAsia="Pretendard Light" w:hAnsi="Pretendard Light"/>
+          <w:rFonts w:asciiTheme="majorEastAsia" w:eastAsiaTheme="majorEastAsia" w:hAnsiTheme="majorEastAsia"/>
           <w:color w:val="000000" w:themeColor="text1"/>
         </w:rPr>
         <w:t xml:space="preserve"> (Service)</w:t>
@@ -540,15 +598,18 @@
             <w:pPr>
               <w:jc w:val="center"/>
               <w:rPr>
-                <w:rFonts w:ascii="Pretendard Light" w:eastAsia="Pretendard Light" w:hAnsi="Pretendard Light"/>
+                <w:rFonts w:asciiTheme="majorEastAsia" w:eastAsiaTheme="majorEastAsia" w:hAnsiTheme="majorEastAsia"/>
+                <w:sz w:val="18"/>
+                <w:szCs w:val="18"/>
               </w:rPr>
             </w:pPr>
             <w:r>
               <w:rPr>
-                <w:rFonts w:ascii="Pretendard Light" w:eastAsia="Pretendard Light" w:hAnsi="Pretendard Light"/>
+                <w:rFonts w:asciiTheme="majorEastAsia" w:eastAsiaTheme="majorEastAsia" w:hAnsiTheme="majorEastAsia"/>
                 <w:b/>
                 <w:color w:val="1F1F1F"/>
                 <w:sz w:val="18"/>
+                <w:szCs w:val="18"/>
               </w:rPr>
               <w:t>서비스명</w:t>
             </w:r>
@@ -572,8 +633,20 @@
             <w:vAlign w:val="center"/>
           </w:tcPr>
           <w:p>
-            <w:r>
-              <w:t xml:space="preserve">평생 자산관리 AI Agent</w:t>
+            <w:pPr>
+              <w:rPr>
+                <w:rFonts w:asciiTheme="majorEastAsia" w:eastAsiaTheme="majorEastAsia" w:hAnsiTheme="majorEastAsia"/>
+                <w:sz w:val="18"/>
+                <w:szCs w:val="18"/>
+              </w:rPr>
+            </w:pPr>
+            <w:r>
+              <w:rPr>
+                <w:rFonts w:asciiTheme="majorEastAsia" w:eastAsiaTheme="majorEastAsia" w:hAnsiTheme="majorEastAsia"/>
+                <w:sz w:val="18"/>
+                <w:szCs w:val="18"/>
+              </w:rPr>
+              <w:t>평생 자산관리 AI Agent</w:t>
             </w:r>
           </w:p>
         </w:tc>
@@ -604,35 +677,40 @@
             <w:pPr>
               <w:jc w:val="center"/>
               <w:rPr>
-                <w:rFonts w:ascii="Pretendard Light" w:eastAsia="Pretendard Light" w:hAnsi="Pretendard Light"/>
+                <w:rFonts w:asciiTheme="majorEastAsia" w:eastAsiaTheme="majorEastAsia" w:hAnsiTheme="majorEastAsia"/>
+                <w:sz w:val="18"/>
+                <w:szCs w:val="18"/>
               </w:rPr>
             </w:pPr>
             <w:r>
               <w:rPr>
-                <w:rFonts w:ascii="Pretendard Light" w:eastAsia="Pretendard Light" w:hAnsi="Pretendard Light"/>
+                <w:rFonts w:asciiTheme="majorEastAsia" w:eastAsiaTheme="majorEastAsia" w:hAnsiTheme="majorEastAsia"/>
                 <w:b/>
                 <w:color w:val="1F1F1F"/>
                 <w:sz w:val="18"/>
+                <w:szCs w:val="18"/>
               </w:rPr>
               <w:t xml:space="preserve">서비스 </w:t>
             </w:r>
             <w:proofErr w:type="spellStart"/>
             <w:r>
               <w:rPr>
-                <w:rFonts w:ascii="Pretendard Light" w:eastAsia="Pretendard Light" w:hAnsi="Pretendard Light"/>
+                <w:rFonts w:asciiTheme="majorEastAsia" w:eastAsiaTheme="majorEastAsia" w:hAnsiTheme="majorEastAsia"/>
                 <w:b/>
                 <w:color w:val="1F1F1F"/>
                 <w:sz w:val="18"/>
+                <w:szCs w:val="18"/>
               </w:rPr>
               <w:t>한줄</w:t>
             </w:r>
             <w:proofErr w:type="spellEnd"/>
             <w:r>
               <w:rPr>
-                <w:rFonts w:ascii="Pretendard Light" w:eastAsia="Pretendard Light" w:hAnsi="Pretendard Light"/>
+                <w:rFonts w:asciiTheme="majorEastAsia" w:eastAsiaTheme="majorEastAsia" w:hAnsiTheme="majorEastAsia"/>
                 <w:b/>
                 <w:color w:val="1F1F1F"/>
                 <w:sz w:val="18"/>
+                <w:szCs w:val="18"/>
               </w:rPr>
               <w:t xml:space="preserve"> 소개</w:t>
             </w:r>
@@ -656,8 +734,20 @@
             <w:vAlign w:val="center"/>
           </w:tcPr>
           <w:p>
-            <w:r>
-              <w:t xml:space="preserve">통계가 불확실성을 계산하고, AI가 그것을 누구나 이해할 수 있는 말로 전달한다 — 가족이 있든 없든, 디지털에 익숙하든 아니든.</w:t>
+            <w:pPr>
+              <w:rPr>
+                <w:rFonts w:asciiTheme="majorEastAsia" w:eastAsiaTheme="majorEastAsia" w:hAnsiTheme="majorEastAsia"/>
+                <w:sz w:val="18"/>
+                <w:szCs w:val="18"/>
+              </w:rPr>
+            </w:pPr>
+            <w:r>
+              <w:rPr>
+                <w:rFonts w:asciiTheme="majorEastAsia" w:eastAsiaTheme="majorEastAsia" w:hAnsiTheme="majorEastAsia"/>
+                <w:sz w:val="18"/>
+                <w:szCs w:val="18"/>
+              </w:rPr>
+              <w:t>통계가 불확실성을 계산하고, AI가 그것을 누구나 이해할 수 있는 말로 전달한다 — 가족이 있든 없든, 디지털에 익숙하든 아니든.</w:t>
             </w:r>
           </w:p>
         </w:tc>
@@ -688,15 +778,18 @@
             <w:pPr>
               <w:jc w:val="center"/>
               <w:rPr>
-                <w:rFonts w:ascii="Pretendard Light" w:eastAsia="Pretendard Light" w:hAnsi="Pretendard Light"/>
+                <w:rFonts w:asciiTheme="majorEastAsia" w:eastAsiaTheme="majorEastAsia" w:hAnsiTheme="majorEastAsia"/>
+                <w:sz w:val="18"/>
+                <w:szCs w:val="18"/>
               </w:rPr>
             </w:pPr>
             <w:r>
               <w:rPr>
-                <w:rFonts w:ascii="Pretendard Light" w:eastAsia="Pretendard Light" w:hAnsi="Pretendard Light"/>
+                <w:rFonts w:asciiTheme="majorEastAsia" w:eastAsiaTheme="majorEastAsia" w:hAnsiTheme="majorEastAsia"/>
                 <w:b/>
                 <w:color w:val="1F1F1F"/>
                 <w:sz w:val="18"/>
+                <w:szCs w:val="18"/>
               </w:rPr>
               <w:t>개발 목표</w:t>
             </w:r>
@@ -720,8 +813,20 @@
             <w:vAlign w:val="center"/>
           </w:tcPr>
           <w:p>
-            <w:r>
-              <w:t xml:space="preserve">고령층(50세+) 대상 확률 기반 생애 재무 시뮬레이션 서비스를 개발한다. 기존 단일 수치 WM 서비스 대신, 자산 고갈 확률·연금 최적 전략·또래 비교·이상 거래 탐지를 통합 제공하여 은퇴 설계의 불확실성을 정량화한다.</w:t>
+            <w:pPr>
+              <w:rPr>
+                <w:rFonts w:asciiTheme="majorEastAsia" w:eastAsiaTheme="majorEastAsia" w:hAnsiTheme="majorEastAsia"/>
+                <w:sz w:val="18"/>
+                <w:szCs w:val="18"/>
+              </w:rPr>
+            </w:pPr>
+            <w:r>
+              <w:rPr>
+                <w:rFonts w:asciiTheme="majorEastAsia" w:eastAsiaTheme="majorEastAsia" w:hAnsiTheme="majorEastAsia"/>
+                <w:sz w:val="18"/>
+                <w:szCs w:val="18"/>
+              </w:rPr>
+              <w:t>고령층(50세+) 대상 확률 기반 생애 재무 시뮬레이션 서비스를 개발한다. 기존 단일 수치 WM 서비스 대신, 자산 고갈 확률·연금 최적 전략·또래 비교·이상 거래 탐지를 통합 제공하여 은퇴 설계의 불확실성을 정량화한다.</w:t>
             </w:r>
           </w:p>
         </w:tc>
@@ -752,15 +857,18 @@
             <w:pPr>
               <w:jc w:val="center"/>
               <w:rPr>
-                <w:rFonts w:ascii="Pretendard Light" w:eastAsia="Pretendard Light" w:hAnsi="Pretendard Light"/>
+                <w:rFonts w:asciiTheme="majorEastAsia" w:eastAsiaTheme="majorEastAsia" w:hAnsiTheme="majorEastAsia"/>
+                <w:sz w:val="18"/>
+                <w:szCs w:val="18"/>
               </w:rPr>
             </w:pPr>
             <w:r>
               <w:rPr>
-                <w:rFonts w:ascii="Pretendard Light" w:eastAsia="Pretendard Light" w:hAnsi="Pretendard Light"/>
+                <w:rFonts w:asciiTheme="majorEastAsia" w:eastAsiaTheme="majorEastAsia" w:hAnsiTheme="majorEastAsia"/>
                 <w:b/>
                 <w:color w:val="1F1F1F"/>
                 <w:sz w:val="18"/>
+                <w:szCs w:val="18"/>
               </w:rPr>
               <w:t>타겟 사용자</w:t>
             </w:r>
@@ -784,24 +892,54 @@
             <w:vAlign w:val="center"/>
           </w:tcPr>
           <w:p>
-            <w:pPr/>
-            <w:r>
-              <w:rPr/>
-              <w:t xml:space="preserve">• 은퇴 준비층 (50~64세)</w:t>
+            <w:pPr>
+              <w:rPr>
+                <w:rFonts w:asciiTheme="majorEastAsia" w:eastAsiaTheme="majorEastAsia" w:hAnsiTheme="majorEastAsia"/>
+                <w:sz w:val="18"/>
+                <w:szCs w:val="18"/>
+              </w:rPr>
+            </w:pPr>
+            <w:r>
+              <w:rPr>
+                <w:rFonts w:asciiTheme="majorEastAsia" w:eastAsiaTheme="majorEastAsia" w:hAnsiTheme="majorEastAsia"/>
+                <w:sz w:val="18"/>
+                <w:szCs w:val="18"/>
+              </w:rPr>
+              <w:t>• 은퇴 준비층 (50~64세)</w:t>
             </w:r>
           </w:p>
           <w:p>
-            <w:pPr/>
-            <w:r>
-              <w:rPr/>
-              <w:t xml:space="preserve">• 초기 고령층 (65~74세)</w:t>
+            <w:pPr>
+              <w:rPr>
+                <w:rFonts w:asciiTheme="majorEastAsia" w:eastAsiaTheme="majorEastAsia" w:hAnsiTheme="majorEastAsia"/>
+                <w:sz w:val="18"/>
+                <w:szCs w:val="18"/>
+              </w:rPr>
+            </w:pPr>
+            <w:r>
+              <w:rPr>
+                <w:rFonts w:asciiTheme="majorEastAsia" w:eastAsiaTheme="majorEastAsia" w:hAnsiTheme="majorEastAsia"/>
+                <w:sz w:val="18"/>
+                <w:szCs w:val="18"/>
+              </w:rPr>
+              <w:t>• 초기 고령층 (65~74세)</w:t>
             </w:r>
           </w:p>
           <w:p>
-            <w:pPr/>
-            <w:r>
-              <w:rPr/>
-              <w:t xml:space="preserve">• 독거 후기 고령층 (75세+) — 가족 없는 독거 고령층도 완결되는 서비스 설계</w:t>
+            <w:pPr>
+              <w:rPr>
+                <w:rFonts w:asciiTheme="majorEastAsia" w:eastAsiaTheme="majorEastAsia" w:hAnsiTheme="majorEastAsia"/>
+                <w:sz w:val="18"/>
+                <w:szCs w:val="18"/>
+              </w:rPr>
+            </w:pPr>
+            <w:r>
+              <w:rPr>
+                <w:rFonts w:asciiTheme="majorEastAsia" w:eastAsiaTheme="majorEastAsia" w:hAnsiTheme="majorEastAsia"/>
+                <w:sz w:val="18"/>
+                <w:szCs w:val="18"/>
+              </w:rPr>
+              <w:t>• 독거 후기 고령층 (75세+) — 가족 없는 독거 고령층도 완결되는 서비스 설계</w:t>
             </w:r>
           </w:p>
         </w:tc>
@@ -832,15 +970,18 @@
             <w:pPr>
               <w:jc w:val="center"/>
               <w:rPr>
-                <w:rFonts w:ascii="Pretendard Light" w:eastAsia="Pretendard Light" w:hAnsi="Pretendard Light"/>
+                <w:rFonts w:asciiTheme="majorEastAsia" w:eastAsiaTheme="majorEastAsia" w:hAnsiTheme="majorEastAsia"/>
+                <w:sz w:val="18"/>
+                <w:szCs w:val="18"/>
               </w:rPr>
             </w:pPr>
             <w:r>
               <w:rPr>
-                <w:rFonts w:ascii="Pretendard Light" w:eastAsia="Pretendard Light" w:hAnsi="Pretendard Light"/>
+                <w:rFonts w:asciiTheme="majorEastAsia" w:eastAsiaTheme="majorEastAsia" w:hAnsiTheme="majorEastAsia"/>
                 <w:b/>
                 <w:color w:val="1F1F1F"/>
                 <w:sz w:val="18"/>
+                <w:szCs w:val="18"/>
               </w:rPr>
               <w:t>기대 효과</w:t>
             </w:r>
@@ -864,24 +1005,54 @@
             <w:vAlign w:val="center"/>
           </w:tcPr>
           <w:p>
-            <w:pPr/>
-            <w:r>
-              <w:rPr/>
-              <w:t xml:space="preserve">• 자산 고갈 위험의 확률적 이해로 구체적 행동 변화 유도</w:t>
+            <w:pPr>
+              <w:rPr>
+                <w:rFonts w:asciiTheme="majorEastAsia" w:eastAsiaTheme="majorEastAsia" w:hAnsiTheme="majorEastAsia"/>
+                <w:sz w:val="18"/>
+                <w:szCs w:val="18"/>
+              </w:rPr>
+            </w:pPr>
+            <w:r>
+              <w:rPr>
+                <w:rFonts w:asciiTheme="majorEastAsia" w:eastAsiaTheme="majorEastAsia" w:hAnsiTheme="majorEastAsia"/>
+                <w:sz w:val="18"/>
+                <w:szCs w:val="18"/>
+              </w:rPr>
+              <w:t>• 자산 고갈 위험의 확률적 이해로 구체적 행동 변화 유도</w:t>
             </w:r>
           </w:p>
           <w:p>
-            <w:pPr/>
-            <w:r>
-              <w:rPr/>
-              <w:t xml:space="preserve">• Slow Banking UI (구간 선택·큰 글씨)로 디지털 리터러시 무관 접근 가능</w:t>
+            <w:pPr>
+              <w:rPr>
+                <w:rFonts w:asciiTheme="majorEastAsia" w:eastAsiaTheme="majorEastAsia" w:hAnsiTheme="majorEastAsia"/>
+                <w:sz w:val="18"/>
+                <w:szCs w:val="18"/>
+              </w:rPr>
+            </w:pPr>
+            <w:r>
+              <w:rPr>
+                <w:rFonts w:asciiTheme="majorEastAsia" w:eastAsiaTheme="majorEastAsia" w:hAnsiTheme="majorEastAsia"/>
+                <w:sz w:val="18"/>
+                <w:szCs w:val="18"/>
+              </w:rPr>
+              <w:t>• Slow Banking UI (구간 선택·큰 글씨)로 디지털 리터러시 무관 접근 가능</w:t>
             </w:r>
           </w:p>
           <w:p>
-            <w:pPr/>
-            <w:r>
-              <w:rPr/>
-              <w:t xml:space="preserve">• 이상 거래 탐지로 고령층 금융사기·보이스피싱 방어</w:t>
+            <w:pPr>
+              <w:rPr>
+                <w:rFonts w:asciiTheme="majorEastAsia" w:eastAsiaTheme="majorEastAsia" w:hAnsiTheme="majorEastAsia"/>
+                <w:sz w:val="18"/>
+                <w:szCs w:val="18"/>
+              </w:rPr>
+            </w:pPr>
+            <w:r>
+              <w:rPr>
+                <w:rFonts w:asciiTheme="majorEastAsia" w:eastAsiaTheme="majorEastAsia" w:hAnsiTheme="majorEastAsia"/>
+                <w:sz w:val="18"/>
+                <w:szCs w:val="18"/>
+              </w:rPr>
+              <w:t>• 이상 거래 탐지로 고령층 금융사기·보이스피싱 방어</w:t>
             </w:r>
           </w:p>
         </w:tc>
@@ -891,14 +1062,14 @@
       <w:pPr>
         <w:pStyle w:val="SectionHeadingKR"/>
         <w:rPr>
-          <w:rFonts w:ascii="Pretendard Light" w:eastAsia="Pretendard Light" w:hAnsi="Pretendard Light"/>
+          <w:rFonts w:asciiTheme="majorEastAsia" w:eastAsiaTheme="majorEastAsia" w:hAnsiTheme="majorEastAsia"/>
           <w:color w:val="000000" w:themeColor="text1"/>
           <w:lang w:eastAsia="ko-KR"/>
         </w:rPr>
       </w:pPr>
       <w:r>
         <w:rPr>
-          <w:rFonts w:ascii="Pretendard Light" w:eastAsia="Pretendard Light" w:hAnsi="Pretendard Light"/>
+          <w:rFonts w:asciiTheme="majorEastAsia" w:eastAsiaTheme="majorEastAsia" w:hAnsiTheme="majorEastAsia"/>
           <w:color w:val="000000" w:themeColor="text1"/>
           <w:lang w:eastAsia="ko-KR"/>
         </w:rPr>
@@ -909,13 +1080,13 @@
       <w:pPr>
         <w:pStyle w:val="HintText"/>
         <w:rPr>
-          <w:rFonts w:ascii="Pretendard Light" w:eastAsia="Pretendard Light" w:hAnsi="Pretendard Light"/>
+          <w:rFonts w:asciiTheme="majorEastAsia" w:eastAsiaTheme="majorEastAsia" w:hAnsiTheme="majorEastAsia"/>
           <w:lang w:eastAsia="ko-KR"/>
         </w:rPr>
       </w:pPr>
       <w:r>
         <w:rPr>
-          <w:rFonts w:ascii="Pretendard Light" w:eastAsia="Pretendard Light" w:hAnsi="Pretendard Light"/>
+          <w:rFonts w:asciiTheme="majorEastAsia" w:eastAsiaTheme="majorEastAsia" w:hAnsiTheme="majorEastAsia"/>
           <w:color w:val="6B7280"/>
           <w:lang w:eastAsia="ko-KR"/>
         </w:rPr>
@@ -954,92 +1125,183 @@
             </w:tcMar>
           </w:tcPr>
           <w:p>
-            <w:pPr/>
-            <w:r>
-              <w:rPr>
+            <w:pPr>
+              <w:rPr>
+                <w:rFonts w:asciiTheme="majorEastAsia" w:eastAsiaTheme="majorEastAsia" w:hAnsiTheme="majorEastAsia"/>
+                <w:sz w:val="18"/>
+                <w:szCs w:val="18"/>
+              </w:rPr>
+            </w:pPr>
+            <w:r>
+              <w:rPr>
+                <w:rFonts w:asciiTheme="majorEastAsia" w:eastAsiaTheme="majorEastAsia" w:hAnsiTheme="majorEastAsia"/>
                 <w:b/>
-              </w:rPr>
-              <w:t xml:space="preserve">[온보딩]  나이 → 소득 → 자산 → 지출 → 연금 → 수령 시작 (구간 선택)</w:t>
+                <w:sz w:val="18"/>
+                <w:szCs w:val="18"/>
+              </w:rPr>
+              <w:t>[온보딩]  나이 → 소득 → 자산 → 지출 → 연금 → 수령 시작 (구간 선택)</w:t>
             </w:r>
           </w:p>
           <w:p>
-            <w:pPr/>
-            <w:r>
-              <w:rPr>
+            <w:pPr>
+              <w:rPr>
+                <w:rFonts w:asciiTheme="majorEastAsia" w:eastAsiaTheme="majorEastAsia" w:hAnsiTheme="majorEastAsia"/>
+                <w:sz w:val="18"/>
+                <w:szCs w:val="18"/>
+              </w:rPr>
+            </w:pPr>
+            <w:r>
+              <w:rPr>
+                <w:rFonts w:asciiTheme="majorEastAsia" w:eastAsiaTheme="majorEastAsia" w:hAnsiTheme="majorEastAsia"/>
                 <w:b/>
-              </w:rPr>
-              <w:t xml:space="preserve">↓</w:t>
+                <w:sz w:val="18"/>
+                <w:szCs w:val="18"/>
+              </w:rPr>
+              <w:t>↓</w:t>
             </w:r>
           </w:p>
           <w:p>
-            <w:pPr/>
-            <w:r>
-              <w:rPr>
+            <w:pPr>
+              <w:rPr>
+                <w:rFonts w:asciiTheme="majorEastAsia" w:eastAsiaTheme="majorEastAsia" w:hAnsiTheme="majorEastAsia"/>
+                <w:sz w:val="18"/>
+                <w:szCs w:val="18"/>
+              </w:rPr>
+            </w:pPr>
+            <w:r>
+              <w:rPr>
+                <w:rFonts w:asciiTheme="majorEastAsia" w:eastAsiaTheme="majorEastAsia" w:hAnsiTheme="majorEastAsia"/>
                 <w:b/>
-              </w:rPr>
-              <w:t xml:space="preserve">[공개 데이터]  통계청 국민생명표·가계금융복지조사 / 한국은행 ECOS(금리·CPI) / KRX 수익률</w:t>
+                <w:sz w:val="18"/>
+                <w:szCs w:val="18"/>
+              </w:rPr>
+              <w:t>[공개 데이터]  통계청 국민생명표·가계금융복지조사 / 한국은행 ECOS(금리·CPI) / KRX 수익률</w:t>
             </w:r>
           </w:p>
           <w:p>
-            <w:pPr/>
-            <w:r>
-              <w:rPr>
+            <w:pPr>
+              <w:rPr>
+                <w:rFonts w:asciiTheme="majorEastAsia" w:eastAsiaTheme="majorEastAsia" w:hAnsiTheme="majorEastAsia"/>
+                <w:sz w:val="18"/>
+                <w:szCs w:val="18"/>
+              </w:rPr>
+            </w:pPr>
+            <w:r>
+              <w:rPr>
+                <w:rFonts w:asciiTheme="majorEastAsia" w:eastAsiaTheme="majorEastAsia" w:hAnsiTheme="majorEastAsia"/>
                 <w:b/>
-              </w:rPr>
-              <w:t xml:space="preserve">↓</w:t>
+                <w:sz w:val="18"/>
+                <w:szCs w:val="18"/>
+              </w:rPr>
+              <w:t>↓</w:t>
             </w:r>
           </w:p>
           <w:p>
-            <w:pPr/>
-            <w:r>
-              <w:rPr>
+            <w:pPr>
+              <w:rPr>
+                <w:rFonts w:asciiTheme="majorEastAsia" w:eastAsiaTheme="majorEastAsia" w:hAnsiTheme="majorEastAsia"/>
+                <w:sz w:val="18"/>
+                <w:szCs w:val="18"/>
+              </w:rPr>
+            </w:pPr>
+            <w:r>
+              <w:rPr>
+                <w:rFonts w:asciiTheme="majorEastAsia" w:eastAsiaTheme="majorEastAsia" w:hAnsiTheme="majorEastAsia"/>
                 <w:b/>
-              </w:rPr>
-              <w:t xml:space="preserve">[통계 모델]  생존분석(Cox PH) · Monte Carlo 10,000회 · CVaR(cvxpy) · 연금최적화 · K-means · 이상탐지</w:t>
+                <w:sz w:val="18"/>
+                <w:szCs w:val="18"/>
+              </w:rPr>
+              <w:t>[통계 모델]  생존분석(Cox PH) · Monte Carlo 10,000회 · CVaR(cvxpy) · 연금최적화 · K-means · 이상탐지</w:t>
             </w:r>
           </w:p>
           <w:p>
-            <w:pPr/>
-            <w:r>
-              <w:rPr>
+            <w:pPr>
+              <w:rPr>
+                <w:rFonts w:asciiTheme="majorEastAsia" w:eastAsiaTheme="majorEastAsia" w:hAnsiTheme="majorEastAsia"/>
+                <w:sz w:val="18"/>
+                <w:szCs w:val="18"/>
+              </w:rPr>
+            </w:pPr>
+            <w:r>
+              <w:rPr>
+                <w:rFonts w:asciiTheme="majorEastAsia" w:eastAsiaTheme="majorEastAsia" w:hAnsiTheme="majorEastAsia"/>
                 <w:b/>
-              </w:rPr>
-              <w:t xml:space="preserve">↓</w:t>
+                <w:sz w:val="18"/>
+                <w:szCs w:val="18"/>
+              </w:rPr>
+              <w:t>↓</w:t>
             </w:r>
           </w:p>
           <w:p>
-            <w:pPr/>
-            <w:r>
-              <w:rPr>
+            <w:pPr>
+              <w:rPr>
+                <w:rFonts w:asciiTheme="majorEastAsia" w:eastAsiaTheme="majorEastAsia" w:hAnsiTheme="majorEastAsia"/>
+                <w:sz w:val="18"/>
+                <w:szCs w:val="18"/>
+              </w:rPr>
+            </w:pPr>
+            <w:r>
+              <w:rPr>
+                <w:rFonts w:asciiTheme="majorEastAsia" w:eastAsiaTheme="majorEastAsia" w:hAnsiTheme="majorEastAsia"/>
                 <w:b/>
-              </w:rPr>
-              <w:t xml:space="preserve">[AI Agent]  Groq API (llama-3.1-8b-instant) — Tool 선택·실행·한국어 응답 생성</w:t>
+                <w:sz w:val="18"/>
+                <w:szCs w:val="18"/>
+              </w:rPr>
+              <w:t>[AI Agent]  Groq API (llama-3.1-8b-instant) — Tool 선택·실행·한국어 응답 생성</w:t>
             </w:r>
           </w:p>
           <w:p>
-            <w:pPr/>
-            <w:r>
-              <w:rPr>
+            <w:pPr>
+              <w:rPr>
+                <w:rFonts w:asciiTheme="majorEastAsia" w:eastAsiaTheme="majorEastAsia" w:hAnsiTheme="majorEastAsia"/>
+                <w:sz w:val="18"/>
+                <w:szCs w:val="18"/>
+              </w:rPr>
+            </w:pPr>
+            <w:r>
+              <w:rPr>
+                <w:rFonts w:asciiTheme="majorEastAsia" w:eastAsiaTheme="majorEastAsia" w:hAnsiTheme="majorEastAsia"/>
                 <w:b/>
-              </w:rPr>
-              <w:t xml:space="preserve">↓</w:t>
+                <w:sz w:val="18"/>
+                <w:szCs w:val="18"/>
+              </w:rPr>
+              <w:t>↓</w:t>
             </w:r>
           </w:p>
           <w:p>
-            <w:pPr/>
-            <w:r>
-              <w:rPr>
+            <w:pPr>
+              <w:rPr>
+                <w:rFonts w:asciiTheme="majorEastAsia" w:eastAsiaTheme="majorEastAsia" w:hAnsiTheme="majorEastAsia"/>
+                <w:sz w:val="18"/>
+                <w:szCs w:val="18"/>
+              </w:rPr>
+            </w:pPr>
+            <w:r>
+              <w:rPr>
+                <w:rFonts w:asciiTheme="majorEastAsia" w:eastAsiaTheme="majorEastAsia" w:hAnsiTheme="majorEastAsia"/>
                 <w:b/>
-              </w:rPr>
-              <w:t xml:space="preserve">[UI]  버튼 모드(기능 선택 → 온보딩 → 결과+팬 차트) / 직접 질문(멀티턴 대화)</w:t>
+                <w:sz w:val="18"/>
+                <w:szCs w:val="18"/>
+              </w:rPr>
+              <w:t>[UI]  버튼 모드(기능 선택 → 온보딩 → 결과+팬 차트) / 직접 질문(멀티턴 대화)</w:t>
             </w:r>
           </w:p>
           <w:p>
-            <w:pPr/>
-            <w:r>
-              <w:rPr>
+            <w:pPr>
+              <w:rPr>
+                <w:rFonts w:asciiTheme="majorEastAsia" w:eastAsiaTheme="majorEastAsia" w:hAnsiTheme="majorEastAsia"/>
+                <w:sz w:val="18"/>
+                <w:szCs w:val="18"/>
+              </w:rPr>
+            </w:pPr>
+            <w:r>
+              <w:rPr>
+                <w:rFonts w:asciiTheme="majorEastAsia" w:eastAsiaTheme="majorEastAsia" w:hAnsiTheme="majorEastAsia"/>
                 <w:b/>
-              </w:rPr>
+                <w:sz w:val="18"/>
+                <w:szCs w:val="18"/>
+              </w:rPr>
+              <w:lastRenderedPageBreak/>
               <w:t xml:space="preserve">      Streamlit Cloud 배포: https://jbagent-igjf4uinkqxp4gw9nwagnf.streamlit.app/</w:t>
             </w:r>
           </w:p>
@@ -1050,17 +1312,18 @@
       <w:pPr>
         <w:pStyle w:val="SectionHeadingKR"/>
         <w:rPr>
-          <w:rFonts w:ascii="Pretendard Light" w:eastAsia="Pretendard Light" w:hAnsi="Pretendard Light"/>
+          <w:rFonts w:asciiTheme="majorEastAsia" w:eastAsiaTheme="majorEastAsia" w:hAnsiTheme="majorEastAsia"/>
           <w:color w:val="000000" w:themeColor="text1"/>
           <w:lang w:eastAsia="ko-KR"/>
         </w:rPr>
       </w:pPr>
       <w:r>
         <w:rPr>
-          <w:rFonts w:ascii="Pretendard Light" w:eastAsia="Pretendard Light" w:hAnsi="Pretendard Light"/>
+          <w:rFonts w:asciiTheme="majorEastAsia" w:eastAsiaTheme="majorEastAsia" w:hAnsiTheme="majorEastAsia"/>
           <w:color w:val="000000" w:themeColor="text1"/>
           <w:lang w:eastAsia="ko-KR"/>
         </w:rPr>
+        <w:lastRenderedPageBreak/>
         <w:t>3. 핵심 기능 명세 (Feature Specification)</w:t>
       </w:r>
     </w:p>
@@ -1068,13 +1331,13 @@
       <w:pPr>
         <w:pStyle w:val="HintText"/>
         <w:rPr>
-          <w:rFonts w:ascii="Pretendard Light" w:eastAsia="Pretendard Light" w:hAnsi="Pretendard Light"/>
+          <w:rFonts w:asciiTheme="majorEastAsia" w:eastAsiaTheme="majorEastAsia" w:hAnsiTheme="majorEastAsia"/>
           <w:lang w:eastAsia="ko-KR"/>
         </w:rPr>
       </w:pPr>
       <w:r>
         <w:rPr>
-          <w:rFonts w:ascii="Pretendard Light" w:eastAsia="Pretendard Light" w:hAnsi="Pretendard Light"/>
+          <w:rFonts w:asciiTheme="majorEastAsia" w:eastAsiaTheme="majorEastAsia" w:hAnsiTheme="majorEastAsia"/>
           <w:color w:val="6B7280"/>
           <w:lang w:eastAsia="ko-KR"/>
         </w:rPr>
@@ -1121,15 +1384,18 @@
             <w:pPr>
               <w:jc w:val="center"/>
               <w:rPr>
-                <w:rFonts w:ascii="Pretendard Light" w:eastAsia="Pretendard Light" w:hAnsi="Pretendard Light"/>
+                <w:rFonts w:asciiTheme="majorEastAsia" w:eastAsiaTheme="majorEastAsia" w:hAnsiTheme="majorEastAsia"/>
+                <w:sz w:val="18"/>
+                <w:szCs w:val="18"/>
               </w:rPr>
             </w:pPr>
             <w:proofErr w:type="spellStart"/>
             <w:r>
               <w:rPr>
-                <w:rFonts w:ascii="Pretendard Light" w:eastAsia="Pretendard Light" w:hAnsi="Pretendard Light"/>
+                <w:rFonts w:asciiTheme="majorEastAsia" w:eastAsiaTheme="majorEastAsia" w:hAnsiTheme="majorEastAsia"/>
                 <w:b/>
-                <w:sz w:val="17"/>
+                <w:sz w:val="18"/>
+                <w:szCs w:val="18"/>
               </w:rPr>
               <w:t>기능명</w:t>
             </w:r>
@@ -1157,14 +1423,17 @@
             <w:pPr>
               <w:jc w:val="center"/>
               <w:rPr>
-                <w:rFonts w:ascii="Pretendard Light" w:eastAsia="Pretendard Light" w:hAnsi="Pretendard Light"/>
+                <w:rFonts w:asciiTheme="majorEastAsia" w:eastAsiaTheme="majorEastAsia" w:hAnsiTheme="majorEastAsia"/>
+                <w:sz w:val="18"/>
+                <w:szCs w:val="18"/>
               </w:rPr>
             </w:pPr>
             <w:r>
               <w:rPr>
-                <w:rFonts w:ascii="Pretendard Light" w:eastAsia="Pretendard Light" w:hAnsi="Pretendard Light"/>
+                <w:rFonts w:asciiTheme="majorEastAsia" w:eastAsiaTheme="majorEastAsia" w:hAnsiTheme="majorEastAsia"/>
                 <w:b/>
-                <w:sz w:val="17"/>
+                <w:sz w:val="18"/>
+                <w:szCs w:val="18"/>
               </w:rPr>
               <w:t>기능 설명</w:t>
             </w:r>
@@ -1191,14 +1460,17 @@
             <w:pPr>
               <w:jc w:val="center"/>
               <w:rPr>
-                <w:rFonts w:ascii="Pretendard Light" w:eastAsia="Pretendard Light" w:hAnsi="Pretendard Light"/>
+                <w:rFonts w:asciiTheme="majorEastAsia" w:eastAsiaTheme="majorEastAsia" w:hAnsiTheme="majorEastAsia"/>
+                <w:sz w:val="18"/>
+                <w:szCs w:val="18"/>
               </w:rPr>
             </w:pPr>
             <w:r>
               <w:rPr>
-                <w:rFonts w:ascii="Pretendard Light" w:eastAsia="Pretendard Light" w:hAnsi="Pretendard Light"/>
+                <w:rFonts w:asciiTheme="majorEastAsia" w:eastAsiaTheme="majorEastAsia" w:hAnsiTheme="majorEastAsia"/>
                 <w:b/>
-                <w:sz w:val="17"/>
+                <w:sz w:val="18"/>
+                <w:szCs w:val="18"/>
               </w:rPr>
               <w:t>입력/출력 데이터</w:t>
             </w:r>
@@ -1225,14 +1497,17 @@
             <w:pPr>
               <w:jc w:val="center"/>
               <w:rPr>
-                <w:rFonts w:ascii="Pretendard Light" w:eastAsia="Pretendard Light" w:hAnsi="Pretendard Light"/>
+                <w:rFonts w:asciiTheme="majorEastAsia" w:eastAsiaTheme="majorEastAsia" w:hAnsiTheme="majorEastAsia"/>
+                <w:sz w:val="18"/>
+                <w:szCs w:val="18"/>
               </w:rPr>
             </w:pPr>
             <w:r>
               <w:rPr>
-                <w:rFonts w:ascii="Pretendard Light" w:eastAsia="Pretendard Light" w:hAnsi="Pretendard Light"/>
+                <w:rFonts w:asciiTheme="majorEastAsia" w:eastAsiaTheme="majorEastAsia" w:hAnsiTheme="majorEastAsia"/>
                 <w:b/>
-                <w:sz w:val="17"/>
+                <w:sz w:val="18"/>
+                <w:szCs w:val="18"/>
               </w:rPr>
               <w:t>관련 기술 및 알고리즘</w:t>
             </w:r>
@@ -1259,14 +1534,17 @@
             <w:pPr>
               <w:jc w:val="center"/>
               <w:rPr>
-                <w:rFonts w:ascii="Pretendard Light" w:eastAsia="Pretendard Light" w:hAnsi="Pretendard Light"/>
+                <w:rFonts w:asciiTheme="majorEastAsia" w:eastAsiaTheme="majorEastAsia" w:hAnsiTheme="majorEastAsia"/>
+                <w:sz w:val="18"/>
+                <w:szCs w:val="18"/>
               </w:rPr>
             </w:pPr>
             <w:r>
               <w:rPr>
-                <w:rFonts w:ascii="Pretendard Light" w:eastAsia="Pretendard Light" w:hAnsi="Pretendard Light"/>
+                <w:rFonts w:asciiTheme="majorEastAsia" w:eastAsiaTheme="majorEastAsia" w:hAnsiTheme="majorEastAsia"/>
                 <w:b/>
-                <w:sz w:val="17"/>
+                <w:sz w:val="18"/>
+                <w:szCs w:val="18"/>
               </w:rPr>
               <w:t>구현 여부</w:t>
             </w:r>
@@ -1274,223 +1552,691 @@
         </w:tc>
       </w:tr>
       <w:tr>
+        <w:trPr>
+          <w:jc w:val="center"/>
+        </w:trPr>
         <w:tc>
+          <w:tcPr>
+            <w:tcW w:w="2085" w:type="dxa"/>
+          </w:tcPr>
           <w:p>
-            <w:r>
-              <w:t xml:space="preserve">생애 자산 수명 시뮬레이션</w:t>
+            <w:pPr>
+              <w:rPr>
+                <w:rFonts w:asciiTheme="majorEastAsia" w:eastAsiaTheme="majorEastAsia" w:hAnsiTheme="majorEastAsia"/>
+                <w:sz w:val="18"/>
+                <w:szCs w:val="18"/>
+              </w:rPr>
+            </w:pPr>
+            <w:r>
+              <w:rPr>
+                <w:rFonts w:asciiTheme="majorEastAsia" w:eastAsiaTheme="majorEastAsia" w:hAnsiTheme="majorEastAsia"/>
+                <w:sz w:val="18"/>
+                <w:szCs w:val="18"/>
+              </w:rPr>
+              <w:t>생애 자산 수명 시뮬레이션</w:t>
             </w:r>
           </w:p>
         </w:tc>
         <w:tc>
+          <w:tcPr>
+            <w:tcW w:w="2085" w:type="dxa"/>
+          </w:tcPr>
           <w:p>
-            <w:r>
-              <w:t xml:space="preserve">Monte Carlo 10,000회 + 생존분석 결합 → 자산 고갈 확률 및 P10/P50/P90 팬 차트 산출</w:t>
+            <w:pPr>
+              <w:rPr>
+                <w:rFonts w:asciiTheme="majorEastAsia" w:eastAsiaTheme="majorEastAsia" w:hAnsiTheme="majorEastAsia"/>
+                <w:sz w:val="18"/>
+                <w:szCs w:val="18"/>
+              </w:rPr>
+            </w:pPr>
+            <w:r>
+              <w:rPr>
+                <w:rFonts w:asciiTheme="majorEastAsia" w:eastAsiaTheme="majorEastAsia" w:hAnsiTheme="majorEastAsia"/>
+                <w:sz w:val="18"/>
+                <w:szCs w:val="18"/>
+              </w:rPr>
+              <w:t>Monte Carlo 10,000회 + 생존분석 결합 → 자산 고갈 확률 및 P10/P50/P90 팬 차트 산출</w:t>
             </w:r>
           </w:p>
         </w:tc>
         <w:tc>
+          <w:tcPr>
+            <w:tcW w:w="2085" w:type="dxa"/>
+          </w:tcPr>
           <w:p>
-            <w:r>
-              <w:t xml:space="preserve">나이·자산·지출·연금액 / 고갈확률·팬 차트</w:t>
+            <w:pPr>
+              <w:rPr>
+                <w:rFonts w:asciiTheme="majorEastAsia" w:eastAsiaTheme="majorEastAsia" w:hAnsiTheme="majorEastAsia"/>
+                <w:sz w:val="18"/>
+                <w:szCs w:val="18"/>
+              </w:rPr>
+            </w:pPr>
+            <w:r>
+              <w:rPr>
+                <w:rFonts w:asciiTheme="majorEastAsia" w:eastAsiaTheme="majorEastAsia" w:hAnsiTheme="majorEastAsia"/>
+                <w:sz w:val="18"/>
+                <w:szCs w:val="18"/>
+              </w:rPr>
+              <w:t>나이·자산·지출·연금액 / 고갈확률·팬 차트</w:t>
             </w:r>
           </w:p>
         </w:tc>
         <w:tc>
+          <w:tcPr>
+            <w:tcW w:w="2085" w:type="dxa"/>
+          </w:tcPr>
           <w:p>
-            <w:r>
-              <w:t xml:space="preserve">lifelines, scipy·numpy, ECOS·KRX</w:t>
+            <w:pPr>
+              <w:rPr>
+                <w:rFonts w:asciiTheme="majorEastAsia" w:eastAsiaTheme="majorEastAsia" w:hAnsiTheme="majorEastAsia"/>
+                <w:sz w:val="18"/>
+                <w:szCs w:val="18"/>
+              </w:rPr>
+            </w:pPr>
+            <w:r>
+              <w:rPr>
+                <w:rFonts w:asciiTheme="majorEastAsia" w:eastAsiaTheme="majorEastAsia" w:hAnsiTheme="majorEastAsia"/>
+                <w:sz w:val="18"/>
+                <w:szCs w:val="18"/>
+              </w:rPr>
+              <w:t>lifelines, scipy·numpy, ECOS·KRX</w:t>
             </w:r>
           </w:p>
         </w:tc>
         <w:tc>
+          <w:tcPr>
+            <w:tcW w:w="2085" w:type="dxa"/>
+          </w:tcPr>
           <w:p>
-            <w:r>
-              <w:t xml:space="preserve">O</w:t>
+            <w:pPr>
+              <w:rPr>
+                <w:rFonts w:asciiTheme="majorEastAsia" w:eastAsiaTheme="majorEastAsia" w:hAnsiTheme="majorEastAsia"/>
+                <w:sz w:val="18"/>
+                <w:szCs w:val="18"/>
+              </w:rPr>
+            </w:pPr>
+            <w:r>
+              <w:rPr>
+                <w:rFonts w:asciiTheme="majorEastAsia" w:eastAsiaTheme="majorEastAsia" w:hAnsiTheme="majorEastAsia"/>
+                <w:sz w:val="18"/>
+                <w:szCs w:val="18"/>
+              </w:rPr>
+              <w:t>O</w:t>
             </w:r>
           </w:p>
         </w:tc>
       </w:tr>
       <w:tr>
+        <w:trPr>
+          <w:jc w:val="center"/>
+        </w:trPr>
         <w:tc>
+          <w:tcPr>
+            <w:tcW w:w="2085" w:type="dxa"/>
+          </w:tcPr>
           <w:p>
-            <w:r>
-              <w:t xml:space="preserve">개인화 생존 분석</w:t>
+            <w:pPr>
+              <w:rPr>
+                <w:rFonts w:asciiTheme="majorEastAsia" w:eastAsiaTheme="majorEastAsia" w:hAnsiTheme="majorEastAsia"/>
+                <w:sz w:val="18"/>
+                <w:szCs w:val="18"/>
+              </w:rPr>
+            </w:pPr>
+            <w:r>
+              <w:rPr>
+                <w:rFonts w:asciiTheme="majorEastAsia" w:eastAsiaTheme="majorEastAsia" w:hAnsiTheme="majorEastAsia"/>
+                <w:sz w:val="18"/>
+                <w:szCs w:val="18"/>
+              </w:rPr>
+              <w:t>개인화 생존 분석</w:t>
             </w:r>
           </w:p>
         </w:tc>
         <w:tc>
+          <w:tcPr>
+            <w:tcW w:w="2085" w:type="dxa"/>
+          </w:tcPr>
           <w:p>
-            <w:r>
-              <w:t xml:space="preserve">2024 국민생명표 + Cox PH → 성별·흡연·만성질환·BMI 반영 개인 수명 분포 S(t) 추정</w:t>
+            <w:pPr>
+              <w:rPr>
+                <w:rFonts w:asciiTheme="majorEastAsia" w:eastAsiaTheme="majorEastAsia" w:hAnsiTheme="majorEastAsia"/>
+                <w:sz w:val="18"/>
+                <w:szCs w:val="18"/>
+              </w:rPr>
+            </w:pPr>
+            <w:r>
+              <w:rPr>
+                <w:rFonts w:asciiTheme="majorEastAsia" w:eastAsiaTheme="majorEastAsia" w:hAnsiTheme="majorEastAsia"/>
+                <w:sz w:val="18"/>
+                <w:szCs w:val="18"/>
+              </w:rPr>
+              <w:t>2024 국민생명표 + Cox PH → 성별·흡연·만성질환·BMI 반영 개인 수명 분포 S(t) 추정</w:t>
             </w:r>
           </w:p>
         </w:tc>
         <w:tc>
+          <w:tcPr>
+            <w:tcW w:w="2085" w:type="dxa"/>
+          </w:tcPr>
           <w:p>
-            <w:r>
-              <w:t xml:space="preserve">성별·흡연·만성질환·BMI / 생존 확률·기대여명</w:t>
+            <w:pPr>
+              <w:rPr>
+                <w:rFonts w:asciiTheme="majorEastAsia" w:eastAsiaTheme="majorEastAsia" w:hAnsiTheme="majorEastAsia"/>
+                <w:sz w:val="18"/>
+                <w:szCs w:val="18"/>
+              </w:rPr>
+            </w:pPr>
+            <w:r>
+              <w:rPr>
+                <w:rFonts w:asciiTheme="majorEastAsia" w:eastAsiaTheme="majorEastAsia" w:hAnsiTheme="majorEastAsia"/>
+                <w:sz w:val="18"/>
+                <w:szCs w:val="18"/>
+              </w:rPr>
+              <w:t>성별·흡연·만성질환·BMI / 생존 확률·기대여명</w:t>
             </w:r>
           </w:p>
         </w:tc>
         <w:tc>
+          <w:tcPr>
+            <w:tcW w:w="2085" w:type="dxa"/>
+          </w:tcPr>
           <w:p>
-            <w:r>
-              <w:t xml:space="preserve">lifelines, 통계청 2024 완전생명표</w:t>
+            <w:pPr>
+              <w:rPr>
+                <w:rFonts w:asciiTheme="majorEastAsia" w:eastAsiaTheme="majorEastAsia" w:hAnsiTheme="majorEastAsia"/>
+                <w:sz w:val="18"/>
+                <w:szCs w:val="18"/>
+              </w:rPr>
+            </w:pPr>
+            <w:r>
+              <w:rPr>
+                <w:rFonts w:asciiTheme="majorEastAsia" w:eastAsiaTheme="majorEastAsia" w:hAnsiTheme="majorEastAsia"/>
+                <w:sz w:val="18"/>
+                <w:szCs w:val="18"/>
+              </w:rPr>
+              <w:t>lifelines, 통계청 2024 완전생명표</w:t>
             </w:r>
           </w:p>
         </w:tc>
         <w:tc>
+          <w:tcPr>
+            <w:tcW w:w="2085" w:type="dxa"/>
+          </w:tcPr>
           <w:p>
-            <w:r>
-              <w:t xml:space="preserve">O</w:t>
+            <w:pPr>
+              <w:rPr>
+                <w:rFonts w:asciiTheme="majorEastAsia" w:eastAsiaTheme="majorEastAsia" w:hAnsiTheme="majorEastAsia"/>
+                <w:sz w:val="18"/>
+                <w:szCs w:val="18"/>
+              </w:rPr>
+            </w:pPr>
+            <w:r>
+              <w:rPr>
+                <w:rFonts w:asciiTheme="majorEastAsia" w:eastAsiaTheme="majorEastAsia" w:hAnsiTheme="majorEastAsia"/>
+                <w:sz w:val="18"/>
+                <w:szCs w:val="18"/>
+              </w:rPr>
+              <w:t>O</w:t>
             </w:r>
           </w:p>
         </w:tc>
       </w:tr>
       <w:tr>
+        <w:trPr>
+          <w:jc w:val="center"/>
+        </w:trPr>
         <w:tc>
+          <w:tcPr>
+            <w:tcW w:w="2085" w:type="dxa"/>
+          </w:tcPr>
           <w:p>
-            <w:r>
-              <w:t xml:space="preserve">국민연금 최적 수령 전략</w:t>
+            <w:pPr>
+              <w:rPr>
+                <w:rFonts w:asciiTheme="majorEastAsia" w:eastAsiaTheme="majorEastAsia" w:hAnsiTheme="majorEastAsia"/>
+                <w:sz w:val="18"/>
+                <w:szCs w:val="18"/>
+              </w:rPr>
+            </w:pPr>
+            <w:r>
+              <w:rPr>
+                <w:rFonts w:asciiTheme="majorEastAsia" w:eastAsiaTheme="majorEastAsia" w:hAnsiTheme="majorEastAsia"/>
+                <w:sz w:val="18"/>
+                <w:szCs w:val="18"/>
+              </w:rPr>
+              <w:t>국민연금 최적 수령 전략</w:t>
             </w:r>
           </w:p>
         </w:tc>
         <w:tc>
+          <w:tcPr>
+            <w:tcW w:w="2085" w:type="dxa"/>
+          </w:tcPr>
           <w:p>
-            <w:r>
-              <w:t xml:space="preserve">조기(60세)~연기(70세) 시나리오별 총 수령액·손익분기 연령·NPV 비교 및 최적 시기 권고</w:t>
+            <w:pPr>
+              <w:rPr>
+                <w:rFonts w:asciiTheme="majorEastAsia" w:eastAsiaTheme="majorEastAsia" w:hAnsiTheme="majorEastAsia"/>
+                <w:sz w:val="18"/>
+                <w:szCs w:val="18"/>
+              </w:rPr>
+            </w:pPr>
+            <w:r>
+              <w:rPr>
+                <w:rFonts w:asciiTheme="majorEastAsia" w:eastAsiaTheme="majorEastAsia" w:hAnsiTheme="majorEastAsia"/>
+                <w:sz w:val="18"/>
+                <w:szCs w:val="18"/>
+              </w:rPr>
+              <w:t>조기(60세)~연기(70세) 시나리오별 총 수령액·손익분기 연령·NPV 비교 및 최적 시기 권고</w:t>
             </w:r>
           </w:p>
         </w:tc>
         <w:tc>
+          <w:tcPr>
+            <w:tcW w:w="2085" w:type="dxa"/>
+          </w:tcPr>
           <w:p>
-            <w:r>
-              <w:t xml:space="preserve">나이·예상 월 수령액 / 시나리오별 비교·권고 시기</w:t>
+            <w:pPr>
+              <w:rPr>
+                <w:rFonts w:asciiTheme="majorEastAsia" w:eastAsiaTheme="majorEastAsia" w:hAnsiTheme="majorEastAsia"/>
+                <w:sz w:val="18"/>
+                <w:szCs w:val="18"/>
+              </w:rPr>
+            </w:pPr>
+            <w:r>
+              <w:rPr>
+                <w:rFonts w:asciiTheme="majorEastAsia" w:eastAsiaTheme="majorEastAsia" w:hAnsiTheme="majorEastAsia"/>
+                <w:sz w:val="18"/>
+                <w:szCs w:val="18"/>
+              </w:rPr>
+              <w:t>나이·예상 월 수령액 / 시나리오별 비교·권고 시기</w:t>
             </w:r>
           </w:p>
         </w:tc>
         <w:tc>
+          <w:tcPr>
+            <w:tcW w:w="2085" w:type="dxa"/>
+          </w:tcPr>
           <w:p>
-            <w:r>
-              <w:t xml:space="preserve">규칙 기반 계산 + 생존 확률 결합</w:t>
+            <w:pPr>
+              <w:rPr>
+                <w:rFonts w:asciiTheme="majorEastAsia" w:eastAsiaTheme="majorEastAsia" w:hAnsiTheme="majorEastAsia"/>
+                <w:sz w:val="18"/>
+                <w:szCs w:val="18"/>
+              </w:rPr>
+            </w:pPr>
+            <w:r>
+              <w:rPr>
+                <w:rFonts w:asciiTheme="majorEastAsia" w:eastAsiaTheme="majorEastAsia" w:hAnsiTheme="majorEastAsia"/>
+                <w:sz w:val="18"/>
+                <w:szCs w:val="18"/>
+              </w:rPr>
+              <w:t>규칙 기반 계산 + 생존 확률 결합</w:t>
             </w:r>
           </w:p>
         </w:tc>
         <w:tc>
+          <w:tcPr>
+            <w:tcW w:w="2085" w:type="dxa"/>
+          </w:tcPr>
           <w:p>
-            <w:r>
-              <w:t xml:space="preserve">O</w:t>
+            <w:pPr>
+              <w:rPr>
+                <w:rFonts w:asciiTheme="majorEastAsia" w:eastAsiaTheme="majorEastAsia" w:hAnsiTheme="majorEastAsia"/>
+                <w:sz w:val="18"/>
+                <w:szCs w:val="18"/>
+              </w:rPr>
+            </w:pPr>
+            <w:r>
+              <w:rPr>
+                <w:rFonts w:asciiTheme="majorEastAsia" w:eastAsiaTheme="majorEastAsia" w:hAnsiTheme="majorEastAsia"/>
+                <w:sz w:val="18"/>
+                <w:szCs w:val="18"/>
+              </w:rPr>
+              <w:t>O</w:t>
             </w:r>
           </w:p>
         </w:tc>
       </w:tr>
       <w:tr>
+        <w:trPr>
+          <w:jc w:val="center"/>
+        </w:trPr>
         <w:tc>
+          <w:tcPr>
+            <w:tcW w:w="2085" w:type="dxa"/>
+          </w:tcPr>
           <w:p>
-            <w:r>
-              <w:t xml:space="preserve">CVaR 포트폴리오 최적화</w:t>
+            <w:pPr>
+              <w:rPr>
+                <w:rFonts w:asciiTheme="majorEastAsia" w:eastAsiaTheme="majorEastAsia" w:hAnsiTheme="majorEastAsia"/>
+                <w:sz w:val="18"/>
+                <w:szCs w:val="18"/>
+              </w:rPr>
+            </w:pPr>
+            <w:r>
+              <w:rPr>
+                <w:rFonts w:asciiTheme="majorEastAsia" w:eastAsiaTheme="majorEastAsia" w:hAnsiTheme="majorEastAsia"/>
+                <w:sz w:val="18"/>
+                <w:szCs w:val="18"/>
+              </w:rPr>
+              <w:t>CVaR 포트폴리오 최적화</w:t>
             </w:r>
           </w:p>
         </w:tc>
         <w:tc>
+          <w:tcPr>
+            <w:tcW w:w="2085" w:type="dxa"/>
+          </w:tcPr>
           <w:p>
-            <w:r>
-              <w:t xml:space="preserve">KOSPI·KTB 실 수익률 기반 CVaR 최소화 → 리스크 허용도별 최적 자산 배분 비율 산출</w:t>
+            <w:pPr>
+              <w:rPr>
+                <w:rFonts w:asciiTheme="majorEastAsia" w:eastAsiaTheme="majorEastAsia" w:hAnsiTheme="majorEastAsia"/>
+                <w:sz w:val="18"/>
+                <w:szCs w:val="18"/>
+              </w:rPr>
+            </w:pPr>
+            <w:r>
+              <w:rPr>
+                <w:rFonts w:asciiTheme="majorEastAsia" w:eastAsiaTheme="majorEastAsia" w:hAnsiTheme="majorEastAsia"/>
+                <w:sz w:val="18"/>
+                <w:szCs w:val="18"/>
+              </w:rPr>
+              <w:t>KOSPI·KTB 실 수익률 기반 CVaR 최소화 → 리스크 허용도별 최적 자산 배분 비율 산출</w:t>
             </w:r>
           </w:p>
         </w:tc>
         <w:tc>
+          <w:tcPr>
+            <w:tcW w:w="2085" w:type="dxa"/>
+          </w:tcPr>
           <w:p>
-            <w:r>
-              <w:t xml:space="preserve">리스크 허용도 / 주식·채권 비율·CVaR·Sharpe</w:t>
+            <w:pPr>
+              <w:rPr>
+                <w:rFonts w:asciiTheme="majorEastAsia" w:eastAsiaTheme="majorEastAsia" w:hAnsiTheme="majorEastAsia"/>
+                <w:sz w:val="18"/>
+                <w:szCs w:val="18"/>
+              </w:rPr>
+            </w:pPr>
+            <w:r>
+              <w:rPr>
+                <w:rFonts w:asciiTheme="majorEastAsia" w:eastAsiaTheme="majorEastAsia" w:hAnsiTheme="majorEastAsia"/>
+                <w:sz w:val="18"/>
+                <w:szCs w:val="18"/>
+              </w:rPr>
+              <w:t>리스크 허용도 / 주식·채권 비율·CVaR·Sharpe</w:t>
             </w:r>
           </w:p>
         </w:tc>
         <w:tc>
+          <w:tcPr>
+            <w:tcW w:w="2085" w:type="dxa"/>
+          </w:tcPr>
           <w:p>
-            <w:r>
-              <w:t xml:space="preserve">cvxpy, KRX KOSPI·KTB 수익률</w:t>
+            <w:pPr>
+              <w:rPr>
+                <w:rFonts w:asciiTheme="majorEastAsia" w:eastAsiaTheme="majorEastAsia" w:hAnsiTheme="majorEastAsia"/>
+                <w:sz w:val="18"/>
+                <w:szCs w:val="18"/>
+              </w:rPr>
+            </w:pPr>
+            <w:r>
+              <w:rPr>
+                <w:rFonts w:asciiTheme="majorEastAsia" w:eastAsiaTheme="majorEastAsia" w:hAnsiTheme="majorEastAsia"/>
+                <w:sz w:val="18"/>
+                <w:szCs w:val="18"/>
+              </w:rPr>
+              <w:t>cvxpy, KRX KOSPI·KTB 수익률</w:t>
             </w:r>
           </w:p>
         </w:tc>
         <w:tc>
+          <w:tcPr>
+            <w:tcW w:w="2085" w:type="dxa"/>
+          </w:tcPr>
           <w:p>
-            <w:r>
-              <w:t xml:space="preserve">O</w:t>
+            <w:pPr>
+              <w:rPr>
+                <w:rFonts w:asciiTheme="majorEastAsia" w:eastAsiaTheme="majorEastAsia" w:hAnsiTheme="majorEastAsia"/>
+                <w:sz w:val="18"/>
+                <w:szCs w:val="18"/>
+              </w:rPr>
+            </w:pPr>
+            <w:r>
+              <w:rPr>
+                <w:rFonts w:asciiTheme="majorEastAsia" w:eastAsiaTheme="majorEastAsia" w:hAnsiTheme="majorEastAsia"/>
+                <w:sz w:val="18"/>
+                <w:szCs w:val="18"/>
+              </w:rPr>
+              <w:t>O</w:t>
             </w:r>
           </w:p>
         </w:tc>
       </w:tr>
       <w:tr>
+        <w:trPr>
+          <w:jc w:val="center"/>
+        </w:trPr>
         <w:tc>
+          <w:tcPr>
+            <w:tcW w:w="2085" w:type="dxa"/>
+          </w:tcPr>
           <w:p>
-            <w:r>
-              <w:t xml:space="preserve">또래 재무 상태 비교</w:t>
+            <w:pPr>
+              <w:rPr>
+                <w:rFonts w:asciiTheme="majorEastAsia" w:eastAsiaTheme="majorEastAsia" w:hAnsiTheme="majorEastAsia"/>
+                <w:sz w:val="18"/>
+                <w:szCs w:val="18"/>
+              </w:rPr>
+            </w:pPr>
+            <w:r>
+              <w:rPr>
+                <w:rFonts w:asciiTheme="majorEastAsia" w:eastAsiaTheme="majorEastAsia" w:hAnsiTheme="majorEastAsia"/>
+                <w:sz w:val="18"/>
+                <w:szCs w:val="18"/>
+              </w:rPr>
+              <w:t>또래 재무 상태 비교</w:t>
             </w:r>
           </w:p>
         </w:tc>
         <w:tc>
+          <w:tcPr>
+            <w:tcW w:w="2085" w:type="dxa"/>
+          </w:tcPr>
           <w:p>
-            <w:r>
-              <w:t xml:space="preserve">가계금융복지조사 K-means 군집화 → 동일 군집 내 순자산·소득 퍼센타일 및 상위 30% 패턴 비교</w:t>
+            <w:pPr>
+              <w:rPr>
+                <w:rFonts w:asciiTheme="majorEastAsia" w:eastAsiaTheme="majorEastAsia" w:hAnsiTheme="majorEastAsia"/>
+                <w:sz w:val="18"/>
+                <w:szCs w:val="18"/>
+              </w:rPr>
+            </w:pPr>
+            <w:r>
+              <w:rPr>
+                <w:rFonts w:asciiTheme="majorEastAsia" w:eastAsiaTheme="majorEastAsia" w:hAnsiTheme="majorEastAsia"/>
+                <w:sz w:val="18"/>
+                <w:szCs w:val="18"/>
+              </w:rPr>
+              <w:t>가계금융복지조사 K-means 군집화 → 동일 군집 내 순자산·소득 퍼센타일 및 상위 30% 패턴 비교</w:t>
             </w:r>
           </w:p>
         </w:tc>
         <w:tc>
+          <w:tcPr>
+            <w:tcW w:w="2085" w:type="dxa"/>
+          </w:tcPr>
           <w:p>
-            <w:r>
-              <w:t xml:space="preserve">나이·순자산·소득·가구원수 / 군집 퍼센타일</w:t>
+            <w:pPr>
+              <w:rPr>
+                <w:rFonts w:asciiTheme="majorEastAsia" w:eastAsiaTheme="majorEastAsia" w:hAnsiTheme="majorEastAsia"/>
+                <w:sz w:val="18"/>
+                <w:szCs w:val="18"/>
+              </w:rPr>
+            </w:pPr>
+            <w:r>
+              <w:rPr>
+                <w:rFonts w:asciiTheme="majorEastAsia" w:eastAsiaTheme="majorEastAsia" w:hAnsiTheme="majorEastAsia"/>
+                <w:sz w:val="18"/>
+                <w:szCs w:val="18"/>
+              </w:rPr>
+              <w:t>나이·순자산·소득·가구원수 / 군집 퍼센타일</w:t>
             </w:r>
           </w:p>
         </w:tc>
         <w:tc>
+          <w:tcPr>
+            <w:tcW w:w="2085" w:type="dxa"/>
+          </w:tcPr>
           <w:p>
-            <w:r>
-              <w:t xml:space="preserve">scikit-learn, 통계청 가계금융복지조사</w:t>
+            <w:pPr>
+              <w:rPr>
+                <w:rFonts w:asciiTheme="majorEastAsia" w:eastAsiaTheme="majorEastAsia" w:hAnsiTheme="majorEastAsia"/>
+                <w:sz w:val="18"/>
+                <w:szCs w:val="18"/>
+              </w:rPr>
+            </w:pPr>
+            <w:r>
+              <w:rPr>
+                <w:rFonts w:asciiTheme="majorEastAsia" w:eastAsiaTheme="majorEastAsia" w:hAnsiTheme="majorEastAsia"/>
+                <w:sz w:val="18"/>
+                <w:szCs w:val="18"/>
+              </w:rPr>
+              <w:t>scikit-learn, 통계청 가계금융복지조사</w:t>
             </w:r>
           </w:p>
         </w:tc>
         <w:tc>
+          <w:tcPr>
+            <w:tcW w:w="2085" w:type="dxa"/>
+          </w:tcPr>
           <w:p>
-            <w:r>
-              <w:t xml:space="preserve">O</w:t>
+            <w:pPr>
+              <w:rPr>
+                <w:rFonts w:asciiTheme="majorEastAsia" w:eastAsiaTheme="majorEastAsia" w:hAnsiTheme="majorEastAsia"/>
+                <w:sz w:val="18"/>
+                <w:szCs w:val="18"/>
+              </w:rPr>
+            </w:pPr>
+            <w:r>
+              <w:rPr>
+                <w:rFonts w:asciiTheme="majorEastAsia" w:eastAsiaTheme="majorEastAsia" w:hAnsiTheme="majorEastAsia"/>
+                <w:sz w:val="18"/>
+                <w:szCs w:val="18"/>
+              </w:rPr>
+              <w:t>O</w:t>
             </w:r>
           </w:p>
         </w:tc>
       </w:tr>
       <w:tr>
+        <w:trPr>
+          <w:jc w:val="center"/>
+        </w:trPr>
         <w:tc>
+          <w:tcPr>
+            <w:tcW w:w="2085" w:type="dxa"/>
+          </w:tcPr>
           <w:p>
-            <w:r>
-              <w:t xml:space="preserve">이상 거래 탐지 (Layer 1)</w:t>
+            <w:pPr>
+              <w:rPr>
+                <w:rFonts w:asciiTheme="majorEastAsia" w:eastAsiaTheme="majorEastAsia" w:hAnsiTheme="majorEastAsia"/>
+                <w:sz w:val="18"/>
+                <w:szCs w:val="18"/>
+              </w:rPr>
+            </w:pPr>
+            <w:r>
+              <w:rPr>
+                <w:rFonts w:asciiTheme="majorEastAsia" w:eastAsiaTheme="majorEastAsia" w:hAnsiTheme="majorEastAsia"/>
+                <w:sz w:val="18"/>
+                <w:szCs w:val="18"/>
+              </w:rPr>
+              <w:t>이상 거래 탐지 (Layer 1)</w:t>
             </w:r>
           </w:p>
         </w:tc>
         <w:tc>
+          <w:tcPr>
+            <w:tcW w:w="2085" w:type="dxa"/>
+          </w:tcPr>
           <w:p>
-            <w:r>
-              <w:t xml:space="preserve">Z-score + IQR + Isolation Forest + CUSUM 앙상블(비지도) → 실시간 이상도 점수(0~100) 및 위험 등급</w:t>
+            <w:pPr>
+              <w:rPr>
+                <w:rFonts w:asciiTheme="majorEastAsia" w:eastAsiaTheme="majorEastAsia" w:hAnsiTheme="majorEastAsia"/>
+                <w:sz w:val="18"/>
+                <w:szCs w:val="18"/>
+              </w:rPr>
+            </w:pPr>
+            <w:r>
+              <w:rPr>
+                <w:rFonts w:asciiTheme="majorEastAsia" w:eastAsiaTheme="majorEastAsia" w:hAnsiTheme="majorEastAsia"/>
+                <w:sz w:val="18"/>
+                <w:szCs w:val="18"/>
+              </w:rPr>
+              <w:t>Z-score + IQR + Isolation Forest + CUSUM 앙상블(비지도) → 실시간 이상도 점수(0~100) 및 위험 등급</w:t>
             </w:r>
           </w:p>
         </w:tc>
         <w:tc>
+          <w:tcPr>
+            <w:tcW w:w="2085" w:type="dxa"/>
+          </w:tcPr>
           <w:p>
-            <w:r>
-              <w:t xml:space="preserve">거래금액·시각·계좌·유형 / 이상도 점수·권고</w:t>
+            <w:pPr>
+              <w:rPr>
+                <w:rFonts w:asciiTheme="majorEastAsia" w:eastAsiaTheme="majorEastAsia" w:hAnsiTheme="majorEastAsia"/>
+                <w:sz w:val="18"/>
+                <w:szCs w:val="18"/>
+              </w:rPr>
+            </w:pPr>
+            <w:r>
+              <w:rPr>
+                <w:rFonts w:asciiTheme="majorEastAsia" w:eastAsiaTheme="majorEastAsia" w:hAnsiTheme="majorEastAsia"/>
+                <w:sz w:val="18"/>
+                <w:szCs w:val="18"/>
+              </w:rPr>
+              <w:t>거래금액·시각·계좌·유형 / 이상도 점수·권고</w:t>
             </w:r>
           </w:p>
         </w:tc>
         <w:tc>
+          <w:tcPr>
+            <w:tcW w:w="2085" w:type="dxa"/>
+          </w:tcPr>
           <w:p>
-            <w:r>
-              <w:t xml:space="preserve">scikit-learn IsolationForest, statsmodels</w:t>
+            <w:pPr>
+              <w:rPr>
+                <w:rFonts w:asciiTheme="majorEastAsia" w:eastAsiaTheme="majorEastAsia" w:hAnsiTheme="majorEastAsia"/>
+                <w:sz w:val="18"/>
+                <w:szCs w:val="18"/>
+              </w:rPr>
+            </w:pPr>
+            <w:r>
+              <w:rPr>
+                <w:rFonts w:asciiTheme="majorEastAsia" w:eastAsiaTheme="majorEastAsia" w:hAnsiTheme="majorEastAsia"/>
+                <w:sz w:val="18"/>
+                <w:szCs w:val="18"/>
+              </w:rPr>
+              <w:t>scikit-learn IsolationForest, statsmodels</w:t>
             </w:r>
           </w:p>
         </w:tc>
         <w:tc>
+          <w:tcPr>
+            <w:tcW w:w="2085" w:type="dxa"/>
+          </w:tcPr>
           <w:p>
-            <w:r>
-              <w:t xml:space="preserve">O</w:t>
+            <w:pPr>
+              <w:rPr>
+                <w:rFonts w:asciiTheme="majorEastAsia" w:eastAsiaTheme="majorEastAsia" w:hAnsiTheme="majorEastAsia"/>
+                <w:sz w:val="18"/>
+                <w:szCs w:val="18"/>
+              </w:rPr>
+            </w:pPr>
+            <w:r>
+              <w:rPr>
+                <w:rFonts w:asciiTheme="majorEastAsia" w:eastAsiaTheme="majorEastAsia" w:hAnsiTheme="majorEastAsia"/>
+                <w:sz w:val="18"/>
+                <w:szCs w:val="18"/>
+              </w:rPr>
+              <w:t>O</w:t>
             </w:r>
           </w:p>
         </w:tc>
@@ -1499,27 +2245,22 @@
     <w:p>
       <w:pPr>
         <w:rPr>
-          <w:rFonts w:ascii="Pretendard Light" w:eastAsia="Pretendard Light" w:hAnsi="Pretendard Light"/>
+          <w:rFonts w:asciiTheme="majorEastAsia" w:eastAsiaTheme="majorEastAsia" w:hAnsiTheme="majorEastAsia"/>
         </w:rPr>
       </w:pPr>
-      <w:r>
-        <w:rPr>
-          <w:rFonts w:ascii="Pretendard Light" w:eastAsia="Pretendard Light" w:hAnsi="Pretendard Light"/>
-        </w:rPr>
-      </w:r>
     </w:p>
     <w:p>
       <w:pPr>
         <w:pStyle w:val="SectionHeadingKR"/>
         <w:rPr>
-          <w:rFonts w:ascii="Pretendard Light" w:eastAsia="Pretendard Light" w:hAnsi="Pretendard Light"/>
+          <w:rFonts w:asciiTheme="majorEastAsia" w:eastAsiaTheme="majorEastAsia" w:hAnsiTheme="majorEastAsia"/>
           <w:color w:val="000000" w:themeColor="text1"/>
           <w:lang w:eastAsia="ko-KR"/>
         </w:rPr>
       </w:pPr>
       <w:r>
         <w:rPr>
-          <w:rFonts w:ascii="Pretendard Light" w:eastAsia="Pretendard Light" w:hAnsi="Pretendard Light"/>
+          <w:rFonts w:asciiTheme="majorEastAsia" w:eastAsiaTheme="majorEastAsia" w:hAnsiTheme="majorEastAsia"/>
           <w:color w:val="000000" w:themeColor="text1"/>
           <w:lang w:eastAsia="ko-KR"/>
         </w:rPr>
@@ -1530,13 +2271,13 @@
       <w:pPr>
         <w:pStyle w:val="HintText"/>
         <w:rPr>
-          <w:rFonts w:ascii="Pretendard Light" w:eastAsia="Pretendard Light" w:hAnsi="Pretendard Light"/>
+          <w:rFonts w:asciiTheme="majorEastAsia" w:eastAsiaTheme="majorEastAsia" w:hAnsiTheme="majorEastAsia"/>
           <w:lang w:eastAsia="ko-KR"/>
         </w:rPr>
       </w:pPr>
       <w:r>
         <w:rPr>
-          <w:rFonts w:ascii="Pretendard Light" w:eastAsia="Pretendard Light" w:hAnsi="Pretendard Light"/>
+          <w:rFonts w:asciiTheme="majorEastAsia" w:eastAsiaTheme="majorEastAsia" w:hAnsiTheme="majorEastAsia"/>
           <w:color w:val="6B7280"/>
           <w:lang w:eastAsia="ko-KR"/>
         </w:rPr>
@@ -1574,82 +2315,146 @@
             </w:tcMar>
           </w:tcPr>
           <w:p>
-            <w:pPr/>
-            <w:r>
-              <w:rPr>
+            <w:pPr>
+              <w:rPr>
+                <w:rFonts w:asciiTheme="majorEastAsia" w:eastAsiaTheme="majorEastAsia" w:hAnsiTheme="majorEastAsia"/>
+                <w:sz w:val="18"/>
+                <w:szCs w:val="18"/>
+              </w:rPr>
+            </w:pPr>
+            <w:r>
+              <w:rPr>
+                <w:rFonts w:asciiTheme="majorEastAsia" w:eastAsiaTheme="majorEastAsia" w:hAnsiTheme="majorEastAsia"/>
                 <w:b/>
-              </w:rPr>
-              <w:t xml:space="preserve">앱 실행 → [모드 선택]  버튼 모드  /  직접 질문</w:t>
+                <w:sz w:val="18"/>
+                <w:szCs w:val="18"/>
+              </w:rPr>
+              <w:t>앱 실행 → [모드 선택]  버튼 모드  /  직접 질문</w:t>
             </w:r>
           </w:p>
           <w:p>
-            <w:pPr/>
-            <w:r>
-              <w:rPr>
-                <w:b/>
-              </w:rPr>
-              <w:t xml:space="preserve"/>
-            </w:r>
+            <w:pPr>
+              <w:rPr>
+                <w:rFonts w:asciiTheme="majorEastAsia" w:eastAsiaTheme="majorEastAsia" w:hAnsiTheme="majorEastAsia"/>
+                <w:sz w:val="18"/>
+                <w:szCs w:val="18"/>
+              </w:rPr>
+            </w:pPr>
           </w:p>
           <w:p>
-            <w:pPr/>
-            <w:r>
-              <w:rPr>
+            <w:pPr>
+              <w:rPr>
+                <w:rFonts w:asciiTheme="majorEastAsia" w:eastAsiaTheme="majorEastAsia" w:hAnsiTheme="majorEastAsia"/>
+                <w:sz w:val="18"/>
+                <w:szCs w:val="18"/>
+              </w:rPr>
+            </w:pPr>
+            <w:r>
+              <w:rPr>
+                <w:rFonts w:asciiTheme="majorEastAsia" w:eastAsiaTheme="majorEastAsia" w:hAnsiTheme="majorEastAsia"/>
                 <w:b/>
-              </w:rPr>
-              <w:t xml:space="preserve">▶ 버튼 모드</w:t>
+                <w:sz w:val="18"/>
+                <w:szCs w:val="18"/>
+              </w:rPr>
+              <w:t>▶ 버튼 모드</w:t>
             </w:r>
           </w:p>
           <w:p>
-            <w:pPr/>
-            <w:r>
-              <w:rPr>
+            <w:pPr>
+              <w:rPr>
+                <w:rFonts w:asciiTheme="majorEastAsia" w:eastAsiaTheme="majorEastAsia" w:hAnsiTheme="majorEastAsia"/>
+                <w:sz w:val="18"/>
+                <w:szCs w:val="18"/>
+              </w:rPr>
+            </w:pPr>
+            <w:r>
+              <w:rPr>
+                <w:rFonts w:asciiTheme="majorEastAsia" w:eastAsiaTheme="majorEastAsia" w:hAnsiTheme="majorEastAsia"/>
                 <w:b/>
-              </w:rPr>
+                <w:sz w:val="18"/>
+                <w:szCs w:val="18"/>
+              </w:rPr>
+              <w:lastRenderedPageBreak/>
               <w:t xml:space="preserve">  기능 선택(4가지) → 온보딩 6단계(나이→소득→자산→지출→연금→수령) → Agent Tool 실행 → 결과+팬 차트</w:t>
             </w:r>
           </w:p>
           <w:p>
-            <w:pPr/>
-            <w:r>
-              <w:rPr>
+            <w:pPr>
+              <w:rPr>
+                <w:rFonts w:asciiTheme="majorEastAsia" w:eastAsiaTheme="majorEastAsia" w:hAnsiTheme="majorEastAsia"/>
+                <w:sz w:val="18"/>
+                <w:szCs w:val="18"/>
+              </w:rPr>
+            </w:pPr>
+            <w:r>
+              <w:rPr>
+                <w:rFonts w:asciiTheme="majorEastAsia" w:eastAsiaTheme="majorEastAsia" w:hAnsiTheme="majorEastAsia"/>
                 <w:b/>
+                <w:sz w:val="18"/>
+                <w:szCs w:val="18"/>
               </w:rPr>
               <w:t xml:space="preserve">  결과 화면 하단: 이상 거래 탐지 입력폼 / 더 물어보기</w:t>
             </w:r>
           </w:p>
           <w:p>
-            <w:pPr/>
-            <w:r>
-              <w:rPr>
-                <w:b/>
-              </w:rPr>
-              <w:t xml:space="preserve"/>
-            </w:r>
+            <w:pPr>
+              <w:rPr>
+                <w:rFonts w:asciiTheme="majorEastAsia" w:eastAsiaTheme="majorEastAsia" w:hAnsiTheme="majorEastAsia"/>
+                <w:sz w:val="18"/>
+                <w:szCs w:val="18"/>
+              </w:rPr>
+            </w:pPr>
           </w:p>
           <w:p>
-            <w:pPr/>
-            <w:r>
-              <w:rPr>
+            <w:pPr>
+              <w:rPr>
+                <w:rFonts w:asciiTheme="majorEastAsia" w:eastAsiaTheme="majorEastAsia" w:hAnsiTheme="majorEastAsia"/>
+                <w:sz w:val="18"/>
+                <w:szCs w:val="18"/>
+              </w:rPr>
+            </w:pPr>
+            <w:r>
+              <w:rPr>
+                <w:rFonts w:asciiTheme="majorEastAsia" w:eastAsiaTheme="majorEastAsia" w:hAnsiTheme="majorEastAsia"/>
                 <w:b/>
-              </w:rPr>
-              <w:t xml:space="preserve">▶ 직접 질문</w:t>
+                <w:sz w:val="18"/>
+                <w:szCs w:val="18"/>
+              </w:rPr>
+              <w:t>▶ 직접 질문</w:t>
             </w:r>
           </w:p>
           <w:p>
-            <w:pPr/>
-            <w:r>
-              <w:rPr>
+            <w:pPr>
+              <w:rPr>
+                <w:rFonts w:asciiTheme="majorEastAsia" w:eastAsiaTheme="majorEastAsia" w:hAnsiTheme="majorEastAsia"/>
+                <w:sz w:val="18"/>
+                <w:szCs w:val="18"/>
+              </w:rPr>
+            </w:pPr>
+            <w:r>
+              <w:rPr>
+                <w:rFonts w:asciiTheme="majorEastAsia" w:eastAsiaTheme="majorEastAsia" w:hAnsiTheme="majorEastAsia"/>
                 <w:b/>
+                <w:sz w:val="18"/>
+                <w:szCs w:val="18"/>
               </w:rPr>
               <w:t xml:space="preserve">  온보딩 6단계 완료 → 자유 대화 → Agent Tool 자동 선택 → 결과 설명 (멀티턴)</w:t>
             </w:r>
           </w:p>
           <w:p>
-            <w:pPr/>
-            <w:r>
-              <w:rPr>
+            <w:pPr>
+              <w:rPr>
+                <w:rFonts w:asciiTheme="majorEastAsia" w:eastAsiaTheme="majorEastAsia" w:hAnsiTheme="majorEastAsia"/>
+                <w:sz w:val="18"/>
+                <w:szCs w:val="18"/>
+              </w:rPr>
+            </w:pPr>
+            <w:r>
+              <w:rPr>
+                <w:rFonts w:asciiTheme="majorEastAsia" w:eastAsiaTheme="majorEastAsia" w:hAnsiTheme="majorEastAsia"/>
                 <w:b/>
+                <w:sz w:val="18"/>
+                <w:szCs w:val="18"/>
               </w:rPr>
               <w:t xml:space="preserve">  범위 외 질문(대출·보험·세무 등) → 키워드 사전 필터 → 한 줄 안내 출력</w:t>
             </w:r>
@@ -1661,21 +2466,22 @@
       <w:pPr>
         <w:pStyle w:val="SectionHeadingKR"/>
         <w:rPr>
-          <w:rFonts w:ascii="Pretendard Light" w:eastAsia="Pretendard Light" w:hAnsi="Pretendard Light"/>
+          <w:rFonts w:asciiTheme="majorEastAsia" w:eastAsiaTheme="majorEastAsia" w:hAnsiTheme="majorEastAsia"/>
           <w:color w:val="000000" w:themeColor="text1"/>
         </w:rPr>
       </w:pPr>
       <w:r>
         <w:rPr>
-          <w:rFonts w:ascii="Pretendard Light" w:eastAsia="Pretendard Light" w:hAnsi="Pretendard Light"/>
+          <w:rFonts w:asciiTheme="majorEastAsia" w:eastAsiaTheme="majorEastAsia" w:hAnsiTheme="majorEastAsia"/>
           <w:color w:val="000000" w:themeColor="text1"/>
         </w:rPr>
+        <w:lastRenderedPageBreak/>
         <w:t xml:space="preserve">5. </w:t>
       </w:r>
       <w:proofErr w:type="spellStart"/>
       <w:r>
         <w:rPr>
-          <w:rFonts w:ascii="Pretendard Light" w:eastAsia="Pretendard Light" w:hAnsi="Pretendard Light"/>
+          <w:rFonts w:asciiTheme="majorEastAsia" w:eastAsiaTheme="majorEastAsia" w:hAnsiTheme="majorEastAsia"/>
           <w:color w:val="000000" w:themeColor="text1"/>
         </w:rPr>
         <w:t>향후</w:t>
@@ -1683,7 +2489,7 @@
       <w:proofErr w:type="spellEnd"/>
       <w:r>
         <w:rPr>
-          <w:rFonts w:ascii="Pretendard Light" w:eastAsia="Pretendard Light" w:hAnsi="Pretendard Light"/>
+          <w:rFonts w:asciiTheme="majorEastAsia" w:eastAsiaTheme="majorEastAsia" w:hAnsiTheme="majorEastAsia"/>
           <w:color w:val="000000" w:themeColor="text1"/>
         </w:rPr>
         <w:t xml:space="preserve"> </w:t>
@@ -1691,7 +2497,7 @@
       <w:proofErr w:type="spellStart"/>
       <w:r>
         <w:rPr>
-          <w:rFonts w:ascii="Pretendard Light" w:eastAsia="Pretendard Light" w:hAnsi="Pretendard Light"/>
+          <w:rFonts w:asciiTheme="majorEastAsia" w:eastAsiaTheme="majorEastAsia" w:hAnsiTheme="majorEastAsia"/>
           <w:color w:val="000000" w:themeColor="text1"/>
         </w:rPr>
         <w:t>발전</w:t>
@@ -1699,7 +2505,7 @@
       <w:proofErr w:type="spellEnd"/>
       <w:r>
         <w:rPr>
-          <w:rFonts w:ascii="Pretendard Light" w:eastAsia="Pretendard Light" w:hAnsi="Pretendard Light"/>
+          <w:rFonts w:asciiTheme="majorEastAsia" w:eastAsiaTheme="majorEastAsia" w:hAnsiTheme="majorEastAsia"/>
           <w:color w:val="000000" w:themeColor="text1"/>
         </w:rPr>
         <w:t xml:space="preserve"> </w:t>
@@ -1707,7 +2513,7 @@
       <w:proofErr w:type="spellStart"/>
       <w:r>
         <w:rPr>
-          <w:rFonts w:ascii="Pretendard Light" w:eastAsia="Pretendard Light" w:hAnsi="Pretendard Light"/>
+          <w:rFonts w:asciiTheme="majorEastAsia" w:eastAsiaTheme="majorEastAsia" w:hAnsiTheme="majorEastAsia"/>
           <w:color w:val="000000" w:themeColor="text1"/>
         </w:rPr>
         <w:t>방향</w:t>
@@ -1715,7 +2521,7 @@
       <w:proofErr w:type="spellEnd"/>
       <w:r>
         <w:rPr>
-          <w:rFonts w:ascii="Pretendard Light" w:eastAsia="Pretendard Light" w:hAnsi="Pretendard Light"/>
+          <w:rFonts w:asciiTheme="majorEastAsia" w:eastAsiaTheme="majorEastAsia" w:hAnsiTheme="majorEastAsia"/>
           <w:color w:val="000000" w:themeColor="text1"/>
         </w:rPr>
         <w:t xml:space="preserve"> (Future Work)</w:t>
@@ -1752,31 +2558,71 @@
             </w:tcMar>
           </w:tcPr>
           <w:p>
-            <w:pPr/>
-            <w:r>
-              <w:rPr/>
-              <w:t xml:space="preserve">• JB금융그룹 실 거래 데이터 연동 → 이상 탐지 정확도 대폭 향상</w:t>
+            <w:pPr>
+              <w:rPr>
+                <w:rFonts w:asciiTheme="majorEastAsia" w:eastAsiaTheme="majorEastAsia" w:hAnsiTheme="majorEastAsia"/>
+                <w:sz w:val="18"/>
+                <w:szCs w:val="18"/>
+              </w:rPr>
+            </w:pPr>
+            <w:r>
+              <w:rPr>
+                <w:rFonts w:asciiTheme="majorEastAsia" w:eastAsiaTheme="majorEastAsia" w:hAnsiTheme="majorEastAsia"/>
+                <w:sz w:val="18"/>
+                <w:szCs w:val="18"/>
+              </w:rPr>
+              <w:t>• JB금융그룹 실 거래 데이터 연동 → 이상 탐지 정확도 대폭 향상</w:t>
             </w:r>
           </w:p>
           <w:p>
-            <w:pPr/>
-            <w:r>
-              <w:rPr/>
-              <w:t xml:space="preserve">• 음성 UI (Whisper STT + gTTS) → 75세+ 스마트폰 미숙 층 포용</w:t>
+            <w:pPr>
+              <w:rPr>
+                <w:rFonts w:asciiTheme="majorEastAsia" w:eastAsiaTheme="majorEastAsia" w:hAnsiTheme="majorEastAsia"/>
+                <w:sz w:val="18"/>
+                <w:szCs w:val="18"/>
+              </w:rPr>
+            </w:pPr>
+            <w:r>
+              <w:rPr>
+                <w:rFonts w:asciiTheme="majorEastAsia" w:eastAsiaTheme="majorEastAsia" w:hAnsiTheme="majorEastAsia"/>
+                <w:sz w:val="18"/>
+                <w:szCs w:val="18"/>
+              </w:rPr>
+              <w:t>• 음성 UI (Whisper STT + gTTS) → 75세+ 스마트폰 미숙 층 포용</w:t>
             </w:r>
           </w:p>
           <w:p>
-            <w:pPr/>
-            <w:r>
-              <w:rPr/>
-              <w:t xml:space="preserve">• 신뢰 연락처 알림 시스템 → 이상 거래 감지 시 가족·복지사 자동 알림</w:t>
+            <w:pPr>
+              <w:rPr>
+                <w:rFonts w:asciiTheme="majorEastAsia" w:eastAsiaTheme="majorEastAsia" w:hAnsiTheme="majorEastAsia"/>
+                <w:sz w:val="18"/>
+                <w:szCs w:val="18"/>
+              </w:rPr>
+            </w:pPr>
+            <w:r>
+              <w:rPr>
+                <w:rFonts w:asciiTheme="majorEastAsia" w:eastAsiaTheme="majorEastAsia" w:hAnsiTheme="majorEastAsia"/>
+                <w:sz w:val="18"/>
+                <w:szCs w:val="18"/>
+              </w:rPr>
+              <w:t>• 신뢰 연락처 알림 시스템 → 이상 거래 감지 시 가족·복지사 자동 알림</w:t>
             </w:r>
           </w:p>
           <w:p>
-            <w:pPr/>
-            <w:r>
-              <w:rPr/>
-              <w:t xml:space="preserve">• Groq API → Claude API (claude-sonnet-4-6) 전환 → Tool 정확도 및 한국어 품질 향상</w:t>
+            <w:pPr>
+              <w:rPr>
+                <w:rFonts w:asciiTheme="majorEastAsia" w:eastAsiaTheme="majorEastAsia" w:hAnsiTheme="majorEastAsia"/>
+                <w:sz w:val="18"/>
+                <w:szCs w:val="18"/>
+              </w:rPr>
+            </w:pPr>
+            <w:r>
+              <w:rPr>
+                <w:rFonts w:asciiTheme="majorEastAsia" w:eastAsiaTheme="majorEastAsia" w:hAnsiTheme="majorEastAsia"/>
+                <w:sz w:val="18"/>
+                <w:szCs w:val="18"/>
+              </w:rPr>
+              <w:t>• Groq API → Claude API (claude-sonnet-4-6) 전환 → Tool 정확도 및 한국어 품질 향상</w:t>
             </w:r>
           </w:p>
         </w:tc>
@@ -1786,13 +2632,13 @@
       <w:pPr>
         <w:pStyle w:val="SectionHeadingKR"/>
         <w:rPr>
-          <w:rFonts w:ascii="Pretendard Light" w:eastAsia="Pretendard Light" w:hAnsi="Pretendard Light"/>
+          <w:rFonts w:asciiTheme="majorEastAsia" w:eastAsiaTheme="majorEastAsia" w:hAnsiTheme="majorEastAsia"/>
           <w:color w:val="000000" w:themeColor="text1"/>
         </w:rPr>
       </w:pPr>
       <w:r>
         <w:rPr>
-          <w:rFonts w:ascii="Pretendard Light" w:eastAsia="Pretendard Light" w:hAnsi="Pretendard Light" w:hint="eastAsia"/>
+          <w:rFonts w:asciiTheme="majorEastAsia" w:eastAsiaTheme="majorEastAsia" w:hAnsiTheme="majorEastAsia" w:hint="eastAsia"/>
           <w:color w:val="000000" w:themeColor="text1"/>
           <w:lang w:eastAsia="ko-KR"/>
         </w:rPr>
@@ -1800,7 +2646,7 @@
       </w:r>
       <w:r>
         <w:rPr>
-          <w:rFonts w:ascii="Pretendard Light" w:eastAsia="Pretendard Light" w:hAnsi="Pretendard Light"/>
+          <w:rFonts w:asciiTheme="majorEastAsia" w:eastAsiaTheme="majorEastAsia" w:hAnsiTheme="majorEastAsia"/>
           <w:color w:val="000000" w:themeColor="text1"/>
         </w:rPr>
         <w:t xml:space="preserve">. </w:t>
@@ -1808,7 +2654,7 @@
       <w:proofErr w:type="spellStart"/>
       <w:r>
         <w:rPr>
-          <w:rFonts w:ascii="Pretendard Light" w:eastAsia="Pretendard Light" w:hAnsi="Pretendard Light"/>
+          <w:rFonts w:asciiTheme="majorEastAsia" w:eastAsiaTheme="majorEastAsia" w:hAnsiTheme="majorEastAsia"/>
           <w:color w:val="000000" w:themeColor="text1"/>
         </w:rPr>
         <w:t>부록</w:t>
@@ -1816,7 +2662,7 @@
       <w:proofErr w:type="spellEnd"/>
       <w:r>
         <w:rPr>
-          <w:rFonts w:ascii="Pretendard Light" w:eastAsia="Pretendard Light" w:hAnsi="Pretendard Light"/>
+          <w:rFonts w:asciiTheme="majorEastAsia" w:eastAsiaTheme="majorEastAsia" w:hAnsiTheme="majorEastAsia"/>
           <w:color w:val="000000" w:themeColor="text1"/>
         </w:rPr>
         <w:t xml:space="preserve"> (Appendix)</w:t>
@@ -1853,12 +2699,21 @@
             </w:tcMar>
           </w:tcPr>
           <w:p>
-            <w:pPr/>
-            <w:r>
-              <w:rPr>
+            <w:pPr>
+              <w:rPr>
+                <w:rFonts w:asciiTheme="majorEastAsia" w:eastAsiaTheme="majorEastAsia" w:hAnsiTheme="majorEastAsia"/>
+                <w:sz w:val="18"/>
+                <w:szCs w:val="18"/>
+              </w:rPr>
+            </w:pPr>
+            <w:r>
+              <w:rPr>
+                <w:rFonts w:asciiTheme="majorEastAsia" w:eastAsiaTheme="majorEastAsia" w:hAnsiTheme="majorEastAsia"/>
                 <w:b/>
-              </w:rPr>
-              <w:t xml:space="preserve">배포 URL: https://jbagent-igjf4uinkqxp4gw9nwagnf.streamlit.app/</w:t>
+                <w:sz w:val="18"/>
+                <w:szCs w:val="18"/>
+              </w:rPr>
+              <w:t>배포 URL: https://jbagent-igjf4uinkqxp4gw9nwagnf.streamlit.app/</w:t>
             </w:r>
           </w:p>
         </w:tc>
@@ -1868,14 +2723,14 @@
       <w:pPr>
         <w:pStyle w:val="SectionHeadingKR"/>
         <w:rPr>
-          <w:rFonts w:ascii="Pretendard Light" w:eastAsia="Pretendard Light" w:hAnsi="Pretendard Light"/>
+          <w:rFonts w:asciiTheme="majorEastAsia" w:eastAsiaTheme="majorEastAsia" w:hAnsiTheme="majorEastAsia"/>
           <w:color w:val="000000" w:themeColor="text1"/>
           <w:lang w:eastAsia="ko-KR"/>
         </w:rPr>
       </w:pPr>
       <w:r>
         <w:rPr>
-          <w:rFonts w:ascii="Pretendard Light" w:eastAsia="Pretendard Light" w:hAnsi="Pretendard Light" w:hint="eastAsia"/>
+          <w:rFonts w:asciiTheme="majorEastAsia" w:eastAsiaTheme="majorEastAsia" w:hAnsiTheme="majorEastAsia" w:hint="eastAsia"/>
           <w:color w:val="000000" w:themeColor="text1"/>
           <w:lang w:eastAsia="ko-KR"/>
         </w:rPr>
@@ -1883,7 +2738,7 @@
       </w:r>
       <w:r>
         <w:rPr>
-          <w:rFonts w:ascii="Pretendard Light" w:eastAsia="Pretendard Light" w:hAnsi="Pretendard Light"/>
+          <w:rFonts w:asciiTheme="majorEastAsia" w:eastAsiaTheme="majorEastAsia" w:hAnsiTheme="majorEastAsia"/>
           <w:color w:val="000000" w:themeColor="text1"/>
           <w:lang w:eastAsia="ko-KR"/>
         </w:rPr>
@@ -1894,13 +2749,13 @@
       <w:pPr>
         <w:pStyle w:val="HintText"/>
         <w:rPr>
-          <w:rFonts w:ascii="Pretendard Light" w:eastAsia="Pretendard Light" w:hAnsi="Pretendard Light"/>
+          <w:rFonts w:asciiTheme="majorEastAsia" w:eastAsiaTheme="majorEastAsia" w:hAnsiTheme="majorEastAsia"/>
           <w:lang w:eastAsia="ko-KR"/>
         </w:rPr>
       </w:pPr>
       <w:r>
         <w:rPr>
-          <w:rFonts w:ascii="Pretendard Light" w:eastAsia="Pretendard Light" w:hAnsi="Pretendard Light"/>
+          <w:rFonts w:asciiTheme="majorEastAsia" w:eastAsiaTheme="majorEastAsia" w:hAnsiTheme="majorEastAsia"/>
           <w:color w:val="6B7280"/>
           <w:lang w:eastAsia="ko-KR"/>
         </w:rPr>
@@ -1909,7 +2764,7 @@
     </w:p>
     <w:tbl>
       <w:tblPr>
-        <w:tblW w:w="0" w:type="auto"/>
+        <w:tblW w:w="10424" w:type="dxa"/>
         <w:jc w:val="center"/>
         <w:tblLayout w:type="fixed"/>
         <w:tblLook w:val="04A0" w:firstRow="1" w:lastRow="0" w:firstColumn="1" w:lastColumn="0" w:noHBand="0" w:noVBand="1"/>
@@ -1946,14 +2801,17 @@
             <w:pPr>
               <w:jc w:val="center"/>
               <w:rPr>
-                <w:rFonts w:ascii="Pretendard Light" w:eastAsia="Pretendard Light" w:hAnsi="Pretendard Light"/>
+                <w:rFonts w:asciiTheme="majorEastAsia" w:eastAsiaTheme="majorEastAsia" w:hAnsiTheme="majorEastAsia"/>
+                <w:sz w:val="18"/>
+                <w:szCs w:val="18"/>
               </w:rPr>
             </w:pPr>
             <w:r>
               <w:rPr>
-                <w:rFonts w:ascii="Pretendard Light" w:eastAsia="Pretendard Light" w:hAnsi="Pretendard Light"/>
+                <w:rFonts w:asciiTheme="majorEastAsia" w:eastAsiaTheme="majorEastAsia" w:hAnsiTheme="majorEastAsia"/>
                 <w:b/>
-                <w:sz w:val="17"/>
+                <w:sz w:val="18"/>
+                <w:szCs w:val="18"/>
               </w:rPr>
               <w:t>변경 일자</w:t>
             </w:r>
@@ -1980,14 +2838,17 @@
             <w:pPr>
               <w:jc w:val="center"/>
               <w:rPr>
-                <w:rFonts w:ascii="Pretendard Light" w:eastAsia="Pretendard Light" w:hAnsi="Pretendard Light"/>
+                <w:rFonts w:asciiTheme="majorEastAsia" w:eastAsiaTheme="majorEastAsia" w:hAnsiTheme="majorEastAsia"/>
+                <w:sz w:val="18"/>
+                <w:szCs w:val="18"/>
               </w:rPr>
             </w:pPr>
             <w:r>
               <w:rPr>
-                <w:rFonts w:ascii="Pretendard Light" w:eastAsia="Pretendard Light" w:hAnsi="Pretendard Light"/>
+                <w:rFonts w:asciiTheme="majorEastAsia" w:eastAsiaTheme="majorEastAsia" w:hAnsiTheme="majorEastAsia"/>
                 <w:b/>
-                <w:sz w:val="17"/>
+                <w:sz w:val="18"/>
+                <w:szCs w:val="18"/>
               </w:rPr>
               <w:t>변경 대상 기능</w:t>
             </w:r>
@@ -2014,14 +2875,17 @@
             <w:pPr>
               <w:jc w:val="center"/>
               <w:rPr>
-                <w:rFonts w:ascii="Pretendard Light" w:eastAsia="Pretendard Light" w:hAnsi="Pretendard Light"/>
+                <w:rFonts w:asciiTheme="majorEastAsia" w:eastAsiaTheme="majorEastAsia" w:hAnsiTheme="majorEastAsia"/>
+                <w:sz w:val="18"/>
+                <w:szCs w:val="18"/>
               </w:rPr>
             </w:pPr>
             <w:r>
               <w:rPr>
-                <w:rFonts w:ascii="Pretendard Light" w:eastAsia="Pretendard Light" w:hAnsi="Pretendard Light"/>
+                <w:rFonts w:asciiTheme="majorEastAsia" w:eastAsiaTheme="majorEastAsia" w:hAnsiTheme="majorEastAsia"/>
                 <w:b/>
-                <w:sz w:val="17"/>
+                <w:sz w:val="18"/>
+                <w:szCs w:val="18"/>
               </w:rPr>
               <w:t>변경 내용</w:t>
             </w:r>
@@ -2048,14 +2912,17 @@
             <w:pPr>
               <w:jc w:val="center"/>
               <w:rPr>
-                <w:rFonts w:ascii="Pretendard Light" w:eastAsia="Pretendard Light" w:hAnsi="Pretendard Light"/>
+                <w:rFonts w:asciiTheme="majorEastAsia" w:eastAsiaTheme="majorEastAsia" w:hAnsiTheme="majorEastAsia"/>
+                <w:sz w:val="18"/>
+                <w:szCs w:val="18"/>
               </w:rPr>
             </w:pPr>
             <w:r>
               <w:rPr>
-                <w:rFonts w:ascii="Pretendard Light" w:eastAsia="Pretendard Light" w:hAnsi="Pretendard Light"/>
+                <w:rFonts w:asciiTheme="majorEastAsia" w:eastAsiaTheme="majorEastAsia" w:hAnsiTheme="majorEastAsia"/>
                 <w:b/>
-                <w:sz w:val="17"/>
+                <w:sz w:val="18"/>
+                <w:szCs w:val="18"/>
               </w:rPr>
               <w:t>변경 사유</w:t>
             </w:r>
@@ -2063,72 +2930,111 @@
         </w:tc>
       </w:tr>
       <w:tr>
+        <w:trPr>
+          <w:jc w:val="center"/>
+        </w:trPr>
         <w:tc>
+          <w:tcPr>
+            <w:tcW w:w="2606" w:type="dxa"/>
+          </w:tcPr>
           <w:p>
-            <w:r>
-              <w:t xml:space="preserve">2026.06.15</w:t>
+            <w:pPr>
+              <w:rPr>
+                <w:rFonts w:asciiTheme="majorEastAsia" w:eastAsiaTheme="majorEastAsia" w:hAnsiTheme="majorEastAsia"/>
+                <w:sz w:val="18"/>
+                <w:szCs w:val="18"/>
+              </w:rPr>
+            </w:pPr>
+            <w:r>
+              <w:rPr>
+                <w:rFonts w:asciiTheme="majorEastAsia" w:eastAsiaTheme="majorEastAsia" w:hAnsiTheme="majorEastAsia"/>
+                <w:sz w:val="18"/>
+                <w:szCs w:val="18"/>
+              </w:rPr>
+              <w:t>본선 진출 시</w:t>
             </w:r>
           </w:p>
         </w:tc>
         <w:tc>
+          <w:tcPr>
+            <w:tcW w:w="2606" w:type="dxa"/>
+          </w:tcPr>
           <w:p>
-            <w:r>
-              <w:t xml:space="preserve">AI Agent LLM 모델</w:t>
+            <w:pPr>
+              <w:rPr>
+                <w:rFonts w:asciiTheme="majorEastAsia" w:eastAsiaTheme="majorEastAsia" w:hAnsiTheme="majorEastAsia"/>
+                <w:sz w:val="18"/>
+                <w:szCs w:val="18"/>
+              </w:rPr>
+            </w:pPr>
+            <w:r>
+              <w:rPr>
+                <w:rFonts w:asciiTheme="majorEastAsia" w:eastAsiaTheme="majorEastAsia" w:hAnsiTheme="majorEastAsia"/>
+                <w:sz w:val="18"/>
+                <w:szCs w:val="18"/>
+              </w:rPr>
+              <w:t>AI Agent LLM 모델</w:t>
             </w:r>
           </w:p>
         </w:tc>
         <w:tc>
+          <w:tcPr>
+            <w:tcW w:w="2606" w:type="dxa"/>
+          </w:tcPr>
           <w:p>
-            <w:r>
-              <w:t xml:space="preserve">Ollama 로컬 LLM (llama3.1:8b + exaone3.5:7.8b) → Groq API (llama-3.1-8b-instant) 단일 모델로 전환</w:t>
+            <w:pPr>
+              <w:rPr>
+                <w:rFonts w:asciiTheme="majorEastAsia" w:eastAsiaTheme="majorEastAsia" w:hAnsiTheme="majorEastAsia"/>
+                <w:sz w:val="18"/>
+                <w:szCs w:val="18"/>
+              </w:rPr>
+            </w:pPr>
+            <w:r>
+              <w:rPr>
+                <w:rFonts w:asciiTheme="majorEastAsia" w:eastAsiaTheme="majorEastAsia" w:hAnsiTheme="majorEastAsia"/>
+                <w:sz w:val="18"/>
+                <w:szCs w:val="18"/>
+              </w:rPr>
+              <w:t>Groq API (llama-3.1-8b-instant) → Claude API (claude-sonnet-4-6) Tool Use 방식으로 전환</w:t>
             </w:r>
           </w:p>
         </w:tc>
         <w:tc>
+          <w:tcPr>
+            <w:tcW w:w="2606" w:type="dxa"/>
+          </w:tcPr>
           <w:p>
-            <w:r>
-              <w:t xml:space="preserve">로컬 LLM 대비 응답 속도 향상, 별도 설치 없이 Streamlit Cloud 배포 가능, 무료 API 티어(500K TPD) 활용</w:t>
-            </w:r>
-          </w:p>
-        </w:tc>
-      </w:tr>
-      <w:tr>
-        <w:tc>
-          <w:p>
-            <w:r>
-              <w:t xml:space="preserve">본선 진출 시</w:t>
-            </w:r>
-          </w:p>
-        </w:tc>
-        <w:tc>
-          <w:p>
-            <w:r>
-              <w:t xml:space="preserve">AI Agent LLM 모델</w:t>
-            </w:r>
-          </w:p>
-        </w:tc>
-        <w:tc>
-          <w:p>
-            <w:r>
-              <w:t xml:space="preserve">Groq API (llama-3.1-8b-instant) → Claude API (claude-sonnet-4-6) Tool Use 방식으로 전환</w:t>
-            </w:r>
-          </w:p>
-        </w:tc>
-        <w:tc>
-          <w:p>
-            <w:r>
-              <w:t xml:space="preserve">Claude API의 Tool 선택 정확도 및 한국어 생성 품질이 Groq 대비 우수하여 응답 신뢰도 향상 목적</w:t>
+            <w:pPr>
+              <w:rPr>
+                <w:rFonts w:asciiTheme="majorEastAsia" w:eastAsiaTheme="majorEastAsia" w:hAnsiTheme="majorEastAsia"/>
+                <w:sz w:val="18"/>
+                <w:szCs w:val="18"/>
+              </w:rPr>
+            </w:pPr>
+            <w:r>
+              <w:rPr>
+                <w:rFonts w:asciiTheme="majorEastAsia" w:eastAsiaTheme="majorEastAsia" w:hAnsiTheme="majorEastAsia"/>
+                <w:sz w:val="18"/>
+                <w:szCs w:val="18"/>
+              </w:rPr>
+              <w:t>Claude API의 Tool 선택 정확도 및 한국어 생성 품질이 Groq 대비 우수하여 응답 신뢰도 향상 목적</w:t>
             </w:r>
           </w:p>
         </w:tc>
       </w:tr>
     </w:tbl>
-    <w:p/>
+    <w:p>
+      <w:pPr>
+        <w:rPr>
+          <w:rFonts w:asciiTheme="majorEastAsia" w:eastAsiaTheme="majorEastAsia" w:hAnsiTheme="majorEastAsia"/>
+        </w:rPr>
+      </w:pPr>
+    </w:p>
     <w:p>
       <w:pPr>
         <w:spacing w:line="475" w:lineRule="exact"/>
         <w:rPr>
-          <w:rFonts w:ascii="Pretendard Light" w:eastAsia="Pretendard Light" w:hAnsi="Pretendard Light"/>
+          <w:rFonts w:asciiTheme="majorEastAsia" w:eastAsiaTheme="majorEastAsia" w:hAnsiTheme="majorEastAsia"/>
           <w:sz w:val="40"/>
         </w:rPr>
       </w:pPr>
